--- a/backend/templates/temp_docx/RPS_Matematika Dasar_a63871d7-83b8-461e-a1e8-bd76005ca051.docx
+++ b/backend/templates/temp_docx/RPS_Matematika Dasar_a63871d7-83b8-461e-a1e8-bd76005ca051.docx
@@ -455,12 +455,76 @@
             <w:tcW w:w="2400" w:type="dxa"/>
             <w:gridSpan w:val="2"/>
             <w:shd w:val="clear" w:color="auto" w:fill="D9D9D9" w:themeFill="background1" w:themeFillShade="D9"/>
-            <w:vAlign w:val="center"/>
-          </w:tcPr>
-          <w:p>
-            <w:pPr>
-              <w:pStyle w:val="TableParagraph"/>
-              <w:ind w:left="0"/>
+          </w:tcPr>
+          <w:p>
+            <w:pPr>
+              <w:pStyle w:val="TableParagraph"/>
+              <w:ind w:left="124"/>
+              <w:rPr>
+                <w:sz w:val="20"/>
+              </w:rPr>
+            </w:pPr>
+            <w:r>
+              <w:rPr>
+                <w:spacing w:val="-2"/>
+                <w:sz w:val="20"/>
+              </w:rPr>
+              <w:t>Matematika Dasar</w:t>
+            </w:r>
+          </w:p>
+        </w:tc>
+        <w:tc>
+          <w:tcPr>
+            <w:tcW w:w="975" w:type="dxa"/>
+          </w:tcPr>
+          <w:p>
+            <w:pPr>
+              <w:pStyle w:val="TableParagraph"/>
+              <w:spacing w:line="312" w:lineRule="auto"/>
+              <w:ind w:left="230" w:right="129" w:hanging="81"/>
+              <w:rPr>
+                <w:sz w:val="20"/>
+              </w:rPr>
+            </w:pPr>
+            <w:r>
+              <w:rPr>
+                <w:spacing w:val="-2"/>
+                <w:sz w:val="20"/>
+              </w:rPr>
+              <w:t>CW6552023101</w:t>
+            </w:r>
+          </w:p>
+        </w:tc>
+        <w:tc>
+          <w:tcPr>
+            <w:tcW w:w="1440" w:type="dxa"/>
+          </w:tcPr>
+          <w:p>
+            <w:pPr>
+              <w:pStyle w:val="TableParagraph"/>
+              <w:spacing w:line="312" w:lineRule="auto"/>
+              <w:ind w:left="548" w:hanging="387"/>
+              <w:rPr>
+                <w:sz w:val="20"/>
+              </w:rPr>
+            </w:pPr>
+            <w:r>
+              <w:rPr>
+                <w:spacing w:val="-2"/>
+                <w:sz w:val="20"/>
+              </w:rPr>
+              <w:t>Teknik Informatika</w:t>
+            </w:r>
+          </w:p>
+        </w:tc>
+        <w:tc>
+          <w:tcPr>
+            <w:tcW w:w="1440" w:type="dxa"/>
+          </w:tcPr>
+          <w:p>
+            <w:pPr>
+              <w:pStyle w:val="TableParagraph"/>
+              <w:ind w:left="19"/>
               <w:jc w:val="center"/>
               <w:rPr>
                 <w:sz w:val="20"/>
@@ -468,36 +532,43 @@
             </w:pPr>
             <w:r>
               <w:rPr>
-                <w:sz w:val="20"/>
-              </w:rPr>
-              <w:t>{{.</w:t>
-            </w:r>
-            <w:proofErr w:type="spellStart"/>
-            <w:r>
-              <w:rPr>
-                <w:sz w:val="20"/>
-              </w:rPr>
-              <w:t>NamaMataKuliah</w:t>
-            </w:r>
-            <w:proofErr w:type="spellEnd"/>
-            <w:r>
-              <w:rPr>
-                <w:sz w:val="20"/>
-              </w:rPr>
-              <w:t>}}</w:t>
-            </w:r>
-          </w:p>
-        </w:tc>
-        <w:tc>
-          <w:tcPr>
-            <w:tcW w:w="975" w:type="dxa"/>
-            <w:vAlign w:val="center"/>
-          </w:tcPr>
-          <w:p>
-            <w:pPr>
-              <w:pStyle w:val="TableParagraph"/>
-              <w:spacing w:line="312" w:lineRule="auto"/>
-              <w:ind w:left="0" w:right="129"/>
+                <w:spacing w:val="-2"/>
+                <w:sz w:val="20"/>
+              </w:rPr>
+              <w:t>3</w:t>
+            </w:r>
+          </w:p>
+        </w:tc>
+        <w:tc>
+          <w:tcPr>
+            <w:tcW w:w="1455" w:type="dxa"/>
+          </w:tcPr>
+          <w:p>
+            <w:pPr>
+              <w:pStyle w:val="TableParagraph"/>
+              <w:ind w:left="0" w:right="126"/>
+              <w:jc w:val="right"/>
+              <w:rPr>
+                <w:sz w:val="20"/>
+              </w:rPr>
+            </w:pPr>
+            <w:r>
+              <w:rPr>
+                <w:spacing w:val="-2"/>
+                <w:sz w:val="20"/>
+              </w:rPr>
+              <w:t>1</w:t>
+            </w:r>
+          </w:p>
+        </w:tc>
+        <w:tc>
+          <w:tcPr>
+            <w:tcW w:w="1920" w:type="dxa"/>
+          </w:tcPr>
+          <w:p>
+            <w:pPr>
+              <w:pStyle w:val="TableParagraph"/>
+              <w:ind w:left="13"/>
               <w:jc w:val="center"/>
               <w:rPr>
                 <w:sz w:val="20"/>
@@ -505,36 +576,17 @@
             </w:pPr>
             <w:r>
               <w:rPr>
-                <w:sz w:val="20"/>
-              </w:rPr>
-              <w:t>{{.</w:t>
-            </w:r>
-            <w:proofErr w:type="spellStart"/>
-            <w:r>
-              <w:rPr>
-                <w:sz w:val="20"/>
-              </w:rPr>
-              <w:t>KodeMK</w:t>
-            </w:r>
-            <w:proofErr w:type="spellEnd"/>
-            <w:r>
-              <w:rPr>
-                <w:sz w:val="20"/>
-              </w:rPr>
-              <w:t>}}</w:t>
-            </w:r>
-          </w:p>
-        </w:tc>
-        <w:tc>
-          <w:tcPr>
-            <w:tcW w:w="1440" w:type="dxa"/>
-            <w:vAlign w:val="center"/>
-          </w:tcPr>
-          <w:p>
-            <w:pPr>
-              <w:pStyle w:val="TableParagraph"/>
-              <w:spacing w:line="312" w:lineRule="auto"/>
-              <w:ind w:left="0"/>
+                <w:spacing w:val="-2"/>
+                <w:sz w:val="20"/>
+              </w:rPr>
+              <w:t>21 January 2026</w:t>
+            </w:r>
+          </w:p>
+          <w:p>
+            <w:pPr>
+              <w:pStyle w:val="TableParagraph"/>
+              <w:spacing w:before="70"/>
+              <w:ind w:left="13"/>
               <w:jc w:val="center"/>
               <w:rPr>
                 <w:sz w:val="20"/>
@@ -542,119 +594,10 @@
             </w:pPr>
             <w:r>
               <w:rPr>
-                <w:sz w:val="20"/>
-              </w:rPr>
-              <w:t>{{.</w:t>
-            </w:r>
-            <w:proofErr w:type="spellStart"/>
-            <w:r>
-              <w:rPr>
-                <w:sz w:val="20"/>
-              </w:rPr>
-              <w:t>RumpunMK</w:t>
-            </w:r>
-            <w:proofErr w:type="spellEnd"/>
-            <w:r>
-              <w:rPr>
-                <w:sz w:val="20"/>
-              </w:rPr>
-              <w:t>}}</w:t>
-            </w:r>
-          </w:p>
-        </w:tc>
-        <w:tc>
-          <w:tcPr>
-            <w:tcW w:w="1440" w:type="dxa"/>
-            <w:vAlign w:val="center"/>
-          </w:tcPr>
-          <w:p>
-            <w:pPr>
-              <w:pStyle w:val="TableParagraph"/>
-              <w:spacing w:before="70"/>
-              <w:ind w:left="0"/>
-              <w:jc w:val="center"/>
-              <w:rPr>
-                <w:sz w:val="20"/>
-              </w:rPr>
-            </w:pPr>
-            <w:r>
-              <w:rPr>
-                <w:sz w:val="20"/>
-              </w:rPr>
-              <w:t>{{.</w:t>
-            </w:r>
-            <w:proofErr w:type="spellStart"/>
-            <w:r>
-              <w:rPr>
-                <w:sz w:val="20"/>
-              </w:rPr>
-              <w:t>BobotSKS</w:t>
-            </w:r>
-            <w:proofErr w:type="spellEnd"/>
-            <w:r>
-              <w:rPr>
-                <w:sz w:val="20"/>
-              </w:rPr>
-              <w:t>}}</w:t>
-            </w:r>
-          </w:p>
-        </w:tc>
-        <w:tc>
-          <w:tcPr>
-            <w:tcW w:w="1455" w:type="dxa"/>
-            <w:vAlign w:val="center"/>
-          </w:tcPr>
-          <w:p>
-            <w:pPr>
-              <w:pStyle w:val="TableParagraph"/>
-              <w:ind w:left="0" w:right="126"/>
-              <w:jc w:val="center"/>
-              <w:rPr>
-                <w:sz w:val="20"/>
-              </w:rPr>
-            </w:pPr>
-            <w:r>
-              <w:rPr>
-                <w:sz w:val="20"/>
-              </w:rPr>
-              <w:t>1</w:t>
-            </w:r>
-          </w:p>
-        </w:tc>
-        <w:tc>
-          <w:tcPr>
-            <w:tcW w:w="1920" w:type="dxa"/>
-            <w:vAlign w:val="center"/>
-          </w:tcPr>
-          <w:p>
-            <w:pPr>
-              <w:pStyle w:val="TableParagraph"/>
-              <w:spacing w:before="70"/>
-              <w:ind w:left="0"/>
-              <w:jc w:val="center"/>
-              <w:rPr>
-                <w:sz w:val="20"/>
-              </w:rPr>
-            </w:pPr>
-            <w:r>
-              <w:rPr>
-                <w:sz w:val="20"/>
-              </w:rPr>
-              <w:t>{{.</w:t>
-            </w:r>
-            <w:proofErr w:type="spellStart"/>
-            <w:r>
-              <w:rPr>
-                <w:sz w:val="20"/>
-              </w:rPr>
-              <w:t>TglPenyusunan</w:t>
-            </w:r>
-            <w:proofErr w:type="spellEnd"/>
-            <w:r>
-              <w:rPr>
-                <w:sz w:val="20"/>
-              </w:rPr>
-              <w:t>}}</w:t>
+                <w:spacing w:val="-10"/>
+                <w:sz w:val="20"/>
+              </w:rPr>
+              <w:t>}</w:t>
             </w:r>
           </w:p>
         </w:tc>
@@ -668,12 +611,46 @@
             <w:tcW w:w="2400" w:type="dxa"/>
             <w:gridSpan w:val="2"/>
             <w:shd w:val="clear" w:color="auto" w:fill="D9D9D9" w:themeFill="background1" w:themeFillShade="D9"/>
-            <w:vAlign w:val="center"/>
-          </w:tcPr>
-          <w:p>
-            <w:pPr>
-              <w:pStyle w:val="TableParagraph"/>
-              <w:ind w:left="0"/>
+          </w:tcPr>
+          <w:p>
+            <w:pPr>
+              <w:pStyle w:val="TableParagraph"/>
+              <w:ind w:left="461"/>
+              <w:rPr>
+                <w:sz w:val="20"/>
+              </w:rPr>
+            </w:pPr>
+            <w:r>
+              <w:rPr>
+                <w:sz w:val="20"/>
+              </w:rPr>
+              <w:t>UPM</w:t>
+            </w:r>
+            <w:r>
+              <w:rPr>
+                <w:spacing w:val="-1"/>
+                <w:sz w:val="20"/>
+              </w:rPr>
+              <w:t xml:space="preserve"> </w:t>
+            </w:r>
+            <w:r>
+              <w:rPr>
+                <w:spacing w:val="-2"/>
+                <w:sz w:val="20"/>
+              </w:rPr>
+              <w:t>FAKULTAS</w:t>
+            </w:r>
+          </w:p>
+        </w:tc>
+        <w:tc>
+          <w:tcPr>
+            <w:tcW w:w="975" w:type="dxa"/>
+          </w:tcPr>
+          <w:p>
+            <w:pPr>
+              <w:pStyle w:val="TableParagraph"/>
+              <w:spacing w:line="312" w:lineRule="auto"/>
+              <w:ind w:left="142" w:right="125"/>
               <w:jc w:val="center"/>
               <w:rPr>
                 <w:sz w:val="20"/>
@@ -681,75 +658,24 @@
             </w:pPr>
             <w:r>
               <w:rPr>
-                <w:sz w:val="20"/>
-              </w:rPr>
-              <w:t>UPM</w:t>
-            </w:r>
-            <w:r>
-              <w:rPr>
-                <w:spacing w:val="-1"/>
-                <w:sz w:val="20"/>
-              </w:rPr>
-              <w:t xml:space="preserve"> </w:t>
-            </w:r>
-            <w:r>
-              <w:rPr>
-                <w:spacing w:val="-2"/>
-                <w:sz w:val="20"/>
-              </w:rPr>
-              <w:t>FAKULTAS</w:t>
-            </w:r>
-          </w:p>
-        </w:tc>
-        <w:tc>
-          <w:tcPr>
-            <w:tcW w:w="975" w:type="dxa"/>
-            <w:vAlign w:val="center"/>
-          </w:tcPr>
-          <w:p>
-            <w:pPr>
-              <w:pStyle w:val="TableParagraph"/>
-              <w:spacing w:line="312" w:lineRule="auto"/>
-              <w:ind w:left="0" w:right="125"/>
-              <w:jc w:val="center"/>
-              <w:rPr>
-                <w:sz w:val="20"/>
-              </w:rPr>
-            </w:pPr>
-            <w:r>
-              <w:rPr>
                 <w:spacing w:val="-4"/>
                 <w:sz w:val="20"/>
               </w:rPr>
-              <w:t>NAMA</w:t>
+              <w:t xml:space="preserve">NAMA </w:t>
+            </w:r>
+            <w:r>
+              <w:rPr>
+                <w:spacing w:val="-2"/>
+                <w:sz w:val="20"/>
+              </w:rPr>
+              <w:t xml:space="preserve">PENYU </w:t>
             </w:r>
             <w:r>
               <w:rPr>
                 <w:spacing w:val="-4"/>
                 <w:sz w:val="20"/>
               </w:rPr>
-              <w:t xml:space="preserve"> </w:t>
-            </w:r>
-            <w:r>
-              <w:rPr>
-                <w:spacing w:val="-2"/>
-                <w:sz w:val="20"/>
-              </w:rPr>
-              <w:t>PENYU</w:t>
-            </w:r>
-            <w:r>
-              <w:rPr>
-                <w:spacing w:val="-4"/>
-                <w:sz w:val="20"/>
-              </w:rPr>
-              <w:t>S</w:t>
-            </w:r>
-            <w:r>
-              <w:rPr>
-                <w:spacing w:val="-4"/>
-                <w:sz w:val="20"/>
-              </w:rPr>
-              <w:t>UN RPS</w:t>
+              <w:t>SUN RPS</w:t>
             </w:r>
           </w:p>
         </w:tc>
@@ -757,13 +683,11 @@
           <w:tcPr>
             <w:tcW w:w="2880" w:type="dxa"/>
             <w:gridSpan w:val="2"/>
-            <w:vAlign w:val="center"/>
-          </w:tcPr>
-          <w:p>
-            <w:pPr>
-              <w:pStyle w:val="TableParagraph"/>
-              <w:ind w:left="0"/>
-              <w:jc w:val="center"/>
+          </w:tcPr>
+          <w:p>
+            <w:pPr>
+              <w:pStyle w:val="TableParagraph"/>
+              <w:ind w:left="466"/>
               <w:rPr>
                 <w:sz w:val="20"/>
               </w:rPr>
@@ -795,12 +719,11 @@
           <w:tcPr>
             <w:tcW w:w="3375" w:type="dxa"/>
             <w:gridSpan w:val="2"/>
-            <w:vAlign w:val="center"/>
-          </w:tcPr>
-          <w:p>
-            <w:pPr>
-              <w:pStyle w:val="TableParagraph"/>
-              <w:ind w:left="0"/>
+          </w:tcPr>
+          <w:p>
+            <w:pPr>
+              <w:pStyle w:val="TableParagraph"/>
+              <w:ind w:left="23"/>
               <w:jc w:val="center"/>
               <w:rPr>
                 <w:sz w:val="20"/>
@@ -838,73 +761,44 @@
             <w:tcW w:w="2400" w:type="dxa"/>
             <w:gridSpan w:val="2"/>
             <w:shd w:val="clear" w:color="auto" w:fill="D9D9D9" w:themeFill="background1" w:themeFillShade="D9"/>
-            <w:vAlign w:val="center"/>
-          </w:tcPr>
-          <w:p>
-            <w:pPr>
-              <w:pStyle w:val="TableParagraph"/>
-              <w:ind w:left="0"/>
-              <w:jc w:val="center"/>
-              <w:rPr>
-                <w:sz w:val="20"/>
-              </w:rPr>
-            </w:pPr>
-            <w:r>
-              <w:rPr>
-                <w:sz w:val="20"/>
-              </w:rPr>
-              <w:t>{{.</w:t>
-            </w:r>
-            <w:proofErr w:type="spellStart"/>
-            <w:r>
-              <w:rPr>
-                <w:sz w:val="20"/>
-              </w:rPr>
-              <w:t>UPMFakultas</w:t>
-            </w:r>
-            <w:proofErr w:type="spellEnd"/>
-            <w:r>
-              <w:rPr>
-                <w:sz w:val="20"/>
-              </w:rPr>
-              <w:t>}}</w:t>
+          </w:tcPr>
+          <w:p>
+            <w:pPr>
+              <w:pStyle w:val="TableParagraph"/>
+              <w:ind w:left="124"/>
+              <w:rPr>
+                <w:sz w:val="20"/>
+              </w:rPr>
+            </w:pPr>
+            <w:r>
+              <w:rPr>
+                <w:spacing w:val="-2"/>
+                <w:sz w:val="20"/>
+              </w:rPr>
+              <w:t>-</w:t>
             </w:r>
           </w:p>
         </w:tc>
         <w:tc>
           <w:tcPr>
             <w:tcW w:w="975" w:type="dxa"/>
-            <w:vAlign w:val="center"/>
-          </w:tcPr>
-          <w:p>
-            <w:pPr>
-              <w:pStyle w:val="TableParagraph"/>
-              <w:spacing w:before="3"/>
-              <w:ind w:left="0"/>
-              <w:jc w:val="center"/>
-              <w:rPr>
-                <w:sz w:val="20"/>
-              </w:rPr>
-            </w:pPr>
-            <w:r>
-              <w:rPr>
-                <w:sz w:val="20"/>
-              </w:rPr>
-              <w:t>{{.</w:t>
-            </w:r>
-            <w:proofErr w:type="spellStart"/>
-            <w:r>
-              <w:rPr>
-                <w:sz w:val="20"/>
-              </w:rPr>
-              <w:t>NamaPenyusunRPS</w:t>
-            </w:r>
-            <w:proofErr w:type="spellEnd"/>
-            <w:r>
-              <w:rPr>
-                <w:sz w:val="20"/>
-              </w:rPr>
-              <w:t>}}</w:t>
+          </w:tcPr>
+          <w:p>
+            <w:pPr>
+              <w:pStyle w:val="TableParagraph"/>
+              <w:spacing w:line="312" w:lineRule="auto"/>
+              <w:ind w:right="158"/>
+              <w:jc w:val="both"/>
+              <w:rPr>
+                <w:sz w:val="20"/>
+              </w:rPr>
+            </w:pPr>
+            <w:r>
+              <w:rPr>
+                <w:spacing w:val="-2"/>
+                <w:sz w:val="20"/>
+              </w:rPr>
+              <w:t>-</w:t>
             </w:r>
           </w:p>
         </w:tc>
@@ -912,36 +806,21 @@
           <w:tcPr>
             <w:tcW w:w="2880" w:type="dxa"/>
             <w:gridSpan w:val="2"/>
-            <w:vAlign w:val="center"/>
-          </w:tcPr>
-          <w:p>
-            <w:pPr>
-              <w:pStyle w:val="TableParagraph"/>
-              <w:ind w:left="0"/>
-              <w:jc w:val="center"/>
-              <w:rPr>
-                <w:sz w:val="20"/>
-              </w:rPr>
-            </w:pPr>
-            <w:r>
-              <w:rPr>
-                <w:sz w:val="20"/>
-              </w:rPr>
-              <w:t>{{.</w:t>
-            </w:r>
-            <w:proofErr w:type="spellStart"/>
-            <w:r>
-              <w:rPr>
-                <w:sz w:val="20"/>
-              </w:rPr>
-              <w:t>KoordinatorRMK</w:t>
-            </w:r>
-            <w:proofErr w:type="spellEnd"/>
-            <w:r>
-              <w:rPr>
-                <w:sz w:val="20"/>
-              </w:rPr>
-              <w:t>}}</w:t>
+          </w:tcPr>
+          <w:p>
+            <w:pPr>
+              <w:pStyle w:val="TableParagraph"/>
+              <w:ind w:left="121"/>
+              <w:rPr>
+                <w:sz w:val="20"/>
+              </w:rPr>
+            </w:pPr>
+            <w:r>
+              <w:rPr>
+                <w:spacing w:val="-2"/>
+                <w:sz w:val="20"/>
+              </w:rPr>
+              <w:t>-</w:t>
             </w:r>
           </w:p>
         </w:tc>
@@ -949,36 +828,21 @@
           <w:tcPr>
             <w:tcW w:w="3375" w:type="dxa"/>
             <w:gridSpan w:val="2"/>
-            <w:vAlign w:val="center"/>
-          </w:tcPr>
-          <w:p>
-            <w:pPr>
-              <w:pStyle w:val="TableParagraph"/>
-              <w:ind w:left="0"/>
-              <w:jc w:val="center"/>
-              <w:rPr>
-                <w:sz w:val="20"/>
-              </w:rPr>
-            </w:pPr>
-            <w:r>
-              <w:rPr>
-                <w:sz w:val="20"/>
-              </w:rPr>
-              <w:t>{{.</w:t>
-            </w:r>
-            <w:proofErr w:type="spellStart"/>
-            <w:r>
-              <w:rPr>
-                <w:sz w:val="20"/>
-              </w:rPr>
-              <w:t>KaProdi</w:t>
-            </w:r>
-            <w:proofErr w:type="spellEnd"/>
-            <w:r>
-              <w:rPr>
-                <w:sz w:val="20"/>
-              </w:rPr>
-              <w:t>}}</w:t>
+          </w:tcPr>
+          <w:p>
+            <w:pPr>
+              <w:pStyle w:val="TableParagraph"/>
+              <w:ind w:left="132"/>
+              <w:rPr>
+                <w:sz w:val="20"/>
+              </w:rPr>
+            </w:pPr>
+            <w:r>
+              <w:rPr>
+                <w:spacing w:val="-2"/>
+                <w:sz w:val="20"/>
+              </w:rPr>
+              <w:t>-</w:t>
             </w:r>
           </w:p>
         </w:tc>
@@ -991,99 +855,10 @@
         <w:ind w:left="570"/>
       </w:pPr>
       <w:r>
-        <w:t>{{</w:t>
-      </w:r>
-      <w:proofErr w:type="spellStart"/>
-      <w:r>
-        <w:t>range</w:t>
-      </w:r>
-      <w:proofErr w:type="spellEnd"/>
-      <w:r>
         <w:rPr>
           <w:spacing w:val="-1"/>
         </w:rPr>
-        <w:t xml:space="preserve"> </w:t>
-      </w:r>
-      <w:r>
-        <w:t>.</w:t>
-      </w:r>
-      <w:proofErr w:type="spellStart"/>
-      <w:r>
-        <w:t>CPLList</w:t>
-      </w:r>
-      <w:proofErr w:type="spellEnd"/>
-      <w:r>
-        <w:t>}}</w:t>
-      </w:r>
-      <w:r>
-        <w:rPr>
-          <w:spacing w:val="-1"/>
-        </w:rPr>
-        <w:t xml:space="preserve"> </w:t>
-      </w:r>
-      <w:r>
-        <w:t>{{</w:t>
-      </w:r>
-      <w:proofErr w:type="spellStart"/>
-      <w:r>
-        <w:t>end</w:t>
-      </w:r>
-      <w:proofErr w:type="spellEnd"/>
-      <w:r>
-        <w:t>}}</w:t>
-      </w:r>
-      <w:r>
-        <w:rPr>
-          <w:spacing w:val="-1"/>
-        </w:rPr>
-        <w:t xml:space="preserve"> </w:t>
-      </w:r>
-      <w:r>
-        <w:t>{{</w:t>
-      </w:r>
-      <w:proofErr w:type="spellStart"/>
-      <w:r>
-        <w:t>range</w:t>
-      </w:r>
-      <w:proofErr w:type="spellEnd"/>
-      <w:r>
-        <w:rPr>
-          <w:spacing w:val="-1"/>
-        </w:rPr>
-        <w:t xml:space="preserve"> </w:t>
-      </w:r>
-      <w:r>
-        <w:t>.CPMKList}}</w:t>
-      </w:r>
-      <w:r>
-        <w:rPr>
-          <w:spacing w:val="-1"/>
-        </w:rPr>
-        <w:t xml:space="preserve"> </w:t>
-      </w:r>
-      <w:r>
-        <w:t/>
-      </w:r>
-      <w:r>
-        <w:rPr>
-          <w:spacing w:val="-1"/>
-        </w:rPr>
-        <w:t xml:space="preserve"> </w:t>
-      </w:r>
-      <w:r>
-        <w:t/>
-      </w:r>
-      <w:r>
-        <w:rPr>
-          <w:spacing w:val="-1"/>
-        </w:rPr>
-        <w:t xml:space="preserve"> </w:t>
-      </w:r>
-      <w:r>
-        <w:rPr>
-          <w:spacing w:val="-2"/>
-        </w:rPr>
-        <w:t/>
+        <w:t xml:space="preserve">     </w:t>
       </w:r>
     </w:p>
     <w:tbl>
@@ -1315,7 +1090,7 @@
                 <w:spacing w:val="-2"/>
                 <w:sz w:val="20"/>
               </w:rPr>
-              <w:t>Setelah mengikuti mata kuliah ini mahasiswa mempunyai kompetensi matematis yang dapat diterapkan berdasarkan analisis dengan berbagai alternatif solusi pada mata kuliah keteknikarsitekturan atau mata kuliah lain yang membutuhkannya secara mandiri dan bertanggung jawab.</w:t>
+              <w:t>CPMK-1: Setelah mengikuti mata kuliah ini mahasiswa mempunyai kompetensi matematis yang dapat diterapkan berdasarkan analisis dengan berbagai alternatif solusi pada mata kuliah keteknikarsitekturan atau mata kuliah lain yang membutuhkannya secara mandiri dan bertanggung jawab.</w:t>
             </w:r>
           </w:p>
         </w:tc>
@@ -1449,23 +1224,6 @@
                 <w:sz w:val="20"/>
               </w:rPr>
             </w:pPr>
-            <w:r>
-              <w:rPr>
-                <w:b/>
-                <w:color w:val="049569"/>
-                <w:spacing w:val="-2"/>
-                <w:sz w:val="16"/>
-              </w:rPr>
-              <w:t>(CPMK-1)</w:t>
-            </w:r>
-            <w:r>
-              <w:rPr>
-                <w:b/>
-                <w:spacing w:val="-2"/>
-                <w:sz w:val="20"/>
-              </w:rPr>
-              <w:t/>
-            </w:r>
           </w:p>
         </w:tc>
         <w:tc>
@@ -1484,7 +1242,7 @@
                 <w:spacing w:val="-2"/>
                 <w:sz w:val="20"/>
               </w:rPr>
-              <w:t>Setelah mengikuti mata kuliah ini mahasiswa mempunyai kompetensi matematis yang dapat diterapkan berdasarkan analisis dengan berbagai alternatif solusi pada mata kuliah keteknikarsitekturan atau mata kuliah lain yang membutuhkannya secara mandiri dan bertanggung jawab.</w:t>
+              <w:t>CPMK-1: Setelah mengikuti mata kuliah ini mahasiswa mempunyai kompetensi matematis yang dapat diterapkan berdasarkan analisis dengan berbagai alternatif solusi pada mata kuliah keteknikarsitekturan atau mata kuliah lain yang membutuhkannya secara mandiri dan bertanggung jawab.</w:t>
             </w:r>
           </w:p>
         </w:tc>
@@ -1644,7 +1402,7 @@
                 <w:spacing w:val="-2"/>
                 <w:sz w:val="20"/>
               </w:rPr>
-              <w:t>Setelah mengikuti mata kuliah ini mahasiswa mempunyai kompetensi matematis yang dapat diterapkan berdasarkan analisis dengan berbagai alternatif solusi pada mata kuliah keteknikarsitekturan atau mata kuliah lain yang membutuhkannya secara mandiri dan bertanggung jawab.</w:t>
+              <w:t>CPMK-1: Setelah mengikuti mata kuliah ini mahasiswa mempunyai kompetensi matematis yang dapat diterapkan berdasarkan analisis dengan berbagai alternatif solusi pada mata kuliah keteknikarsitekturan atau mata kuliah lain yang membutuhkannya secara mandiri dan bertanggung jawab.</w:t>
             </w:r>
           </w:p>
         </w:tc>
@@ -1727,715 +1485,26 @@
             </w:pPr>
             <w:r>
               <w:rPr>
-                <w:sz w:val="20"/>
-              </w:rPr>
-              <w:t>{{</w:t>
-            </w:r>
-            <w:proofErr w:type="spellStart"/>
-            <w:r>
-              <w:rPr>
-                <w:sz w:val="20"/>
-              </w:rPr>
-              <w:t>range</w:t>
-            </w:r>
-            <w:proofErr w:type="spellEnd"/>
-            <w:r>
-              <w:rPr>
                 <w:spacing w:val="-1"/>
                 <w:sz w:val="20"/>
               </w:rPr>
-              <w:t xml:space="preserve"> </w:t>
-            </w:r>
-            <w:r>
-              <w:rPr>
-                <w:sz w:val="20"/>
-              </w:rPr>
-              <w:t>$</w:t>
-            </w:r>
-            <w:proofErr w:type="spellStart"/>
-            <w:r>
-              <w:rPr>
-                <w:sz w:val="20"/>
-              </w:rPr>
-              <w:t>index</w:t>
-            </w:r>
-            <w:proofErr w:type="spellEnd"/>
-            <w:r>
-              <w:rPr>
-                <w:sz w:val="20"/>
-              </w:rPr>
-              <w:t>,</w:t>
-            </w:r>
+              <w:t xml:space="preserve">  </w:t>
+            </w:r>
+          </w:p>
+          <w:p>
+            <w:pPr>
+              <w:pStyle w:val="TableParagraph"/>
+              <w:spacing w:before="70"/>
+              <w:rPr>
+                <w:sz w:val="20"/>
+              </w:rPr>
+            </w:pPr>
             <w:r>
               <w:rPr>
                 <w:spacing w:val="-1"/>
                 <w:sz w:val="20"/>
               </w:rPr>
-              <w:t xml:space="preserve"> </w:t>
-            </w:r>
-            <w:r>
-              <w:rPr>
-                <w:sz w:val="20"/>
-              </w:rPr>
-              <w:t>$</w:t>
-            </w:r>
-            <w:proofErr w:type="spellStart"/>
-            <w:r>
-              <w:rPr>
-                <w:sz w:val="20"/>
-              </w:rPr>
-              <w:t>header</w:t>
-            </w:r>
-            <w:proofErr w:type="spellEnd"/>
-            <w:r>
-              <w:rPr>
-                <w:spacing w:val="-1"/>
-                <w:sz w:val="20"/>
-              </w:rPr>
-              <w:t xml:space="preserve"> </w:t>
-            </w:r>
-            <w:r>
-              <w:rPr>
-                <w:sz w:val="20"/>
-              </w:rPr>
-              <w:t>:=</w:t>
-            </w:r>
-            <w:r>
-              <w:rPr>
-                <w:spacing w:val="-1"/>
-                <w:sz w:val="20"/>
-              </w:rPr>
-              <w:t xml:space="preserve"> </w:t>
-            </w:r>
-            <w:r>
-              <w:rPr>
-                <w:sz w:val="20"/>
-              </w:rPr>
-              <w:t>.SubCPMKHeaders}}</w:t>
-            </w:r>
-            <w:r>
-              <w:rPr>
-                <w:spacing w:val="-1"/>
-                <w:sz w:val="20"/>
-              </w:rPr>
-              <w:t xml:space="preserve"> </w:t>
-            </w:r>
-            <w:r>
-              <w:rPr>
-                <w:sz w:val="20"/>
-              </w:rPr>
-              <w:t/>
-            </w:r>
-            <w:r>
-              <w:rPr>
-                <w:spacing w:val="-1"/>
-                <w:sz w:val="20"/>
-              </w:rPr>
-              <w:t xml:space="preserve"> </w:t>
-            </w:r>
-            <w:r>
-              <w:rPr>
-                <w:sz w:val="20"/>
-              </w:rPr>
-              <w:t/>
-            </w:r>
-          </w:p>
-          <w:p>
-            <w:pPr>
-              <w:pStyle w:val="TableParagraph"/>
-              <w:spacing w:before="70"/>
-              <w:rPr>
-                <w:sz w:val="20"/>
-              </w:rPr>
-            </w:pPr>
-            <w:r>
-              <w:rPr>
-                <w:noProof/>
-              </w:rPr>
-              <mc:AlternateContent>
-                <mc:Choice Requires="wps">
-                  <w:drawing>
-                    <wp:anchor distT="0" distB="0" distL="0" distR="0" simplePos="0" relativeHeight="251658240" behindDoc="0" locked="0" layoutInCell="1" allowOverlap="1" wp14:anchorId="695D0F39" wp14:editId="44CD6ED1">
-                      <wp:simplePos x="0" y="0"/>
-                      <wp:positionH relativeFrom="page">
-                        <wp:posOffset>29210</wp:posOffset>
-                      </wp:positionH>
-                      <wp:positionV relativeFrom="page">
-                        <wp:posOffset>255270</wp:posOffset>
-                      </wp:positionV>
-                      <wp:extent cx="4505325" cy="484505"/>
-                      <wp:effectExtent l="0" t="0" r="0" b="0"/>
-                      <wp:wrapNone/>
-                      <wp:docPr id="5" name="Textbox 5"/>
-                      <wp:cNvGraphicFramePr>
-                        <a:graphicFrameLocks xmlns:a="http://schemas.openxmlformats.org/drawingml/2006/main"/>
-                      </wp:cNvGraphicFramePr>
-                      <a:graphic xmlns:a="http://schemas.openxmlformats.org/drawingml/2006/main">
-                        <a:graphicData uri="http://schemas.microsoft.com/office/word/2010/wordprocessingShape">
-                          <wps:wsp>
-                            <wps:cNvSpPr txBox="1">
-                              <a:spLocks/>
-                            </wps:cNvSpPr>
-                            <wps:spPr>
-                              <a:xfrm>
-                                <a:off x="0" y="0"/>
-                                <a:ext cx="4505325" cy="484505"/>
-                              </a:xfrm>
-                              <a:prstGeom prst="rect">
-                                <a:avLst/>
-                              </a:prstGeom>
-                            </wps:spPr>
-                            <wps:txbx>
-                              <w:txbxContent>
-                                <w:tbl>
-                                  <w:tblPr>
-                                    <w:tblW w:w="0" w:type="auto"/>
-                                    <w:tblInd w:w="67" w:type="dxa"/>
-                                    <w:tblBorders>
-                                      <w:top w:val="single" w:sz="6" w:space="0" w:color="000000"/>
-                                      <w:left w:val="single" w:sz="6" w:space="0" w:color="000000"/>
-                                      <w:bottom w:val="single" w:sz="6" w:space="0" w:color="000000"/>
-                                      <w:right w:val="single" w:sz="6" w:space="0" w:color="000000"/>
-                                      <w:insideH w:val="single" w:sz="6" w:space="0" w:color="000000"/>
-                                      <w:insideV w:val="single" w:sz="6" w:space="0" w:color="000000"/>
-                                    </w:tblBorders>
-                                    <w:tblLayout w:type="fixed"/>
-                                    <w:tblCellMar>
-                                      <w:left w:w="0" w:type="dxa"/>
-                                      <w:right w:w="0" w:type="dxa"/>
-                                    </w:tblCellMar>
-                                    <w:tblLook w:val="01E0" w:firstRow="1" w:lastRow="1" w:firstColumn="1" w:lastColumn="1" w:noHBand="0" w:noVBand="0"/>
-                                  </w:tblPr>
-                                  <w:tblGrid>
-                                    <w:gridCol w:w="4350"/>
-                                    <w:gridCol w:w="2610"/>
-                                  </w:tblGrid>
-                                  <w:tr>
-                                    <w:trPr>
-                                      <w:trHeight w:val="359"/>
-                                    </w:trPr>
-                                    <w:tc>
-                                      <w:tcPr>
-                                        <w:tcW w:w="4350" w:type="dxa"/>
-                                        <w:vAlign w:val="center"/>
-                                      </w:tcPr>
-                                      <w:p>
-                                        <w:pPr>
-                                          <w:pStyle w:val="TableParagraph"/>
-                                          <w:spacing w:before="53"/>
-                                          <w:ind w:left="24"/>
-                                          <w:jc w:val="center"/>
-                                          <w:rPr>
-                                            <w:sz w:val="20"/>
-                                          </w:rPr>
-                                        </w:pPr>
-                                        <w:r>
-                                          <w:rPr>
-                                            <w:spacing w:val="-4"/>
-                                            <w:sz w:val="20"/>
-                                          </w:rPr>
-                                          <w:t>CPMK</w:t>
-                                        </w:r>
-                                      </w:p>
-                                    </w:tc>
-                                    <w:tc>
-                                      <w:tcPr>
-                                        <w:tcW w:w="2610" w:type="dxa"/>
-                                        <w:vAlign w:val="center"/>
-                                      </w:tcPr>
-                                      <w:p>
-                                        <w:pPr>
-                                          <w:pStyle w:val="TableParagraph"/>
-                                          <w:spacing w:before="53"/>
-                                          <w:ind w:left="22"/>
-                                          <w:jc w:val="center"/>
-                                          <w:rPr>
-                                            <w:sz w:val="20"/>
-                                          </w:rPr>
-                                        </w:pPr>
-                                        <w:r>
-                                          <w:rPr>
-                                            <w:sz w:val="20"/>
-                                          </w:rPr>
-                                          <w:t>S-{{</w:t>
-                                        </w:r>
-                                        <w:proofErr w:type="spellStart"/>
-                                        <w:r>
-                                          <w:rPr>
-                                            <w:sz w:val="20"/>
-                                          </w:rPr>
-                                          <w:t>add</w:t>
-                                        </w:r>
-                                        <w:proofErr w:type="spellEnd"/>
-                                        <w:r>
-                                          <w:rPr>
-                                            <w:sz w:val="20"/>
-                                          </w:rPr>
-                                          <w:t xml:space="preserve"> $</w:t>
-                                        </w:r>
-                                        <w:proofErr w:type="spellStart"/>
-                                        <w:r>
-                                          <w:rPr>
-                                            <w:sz w:val="20"/>
-                                          </w:rPr>
-                                          <w:t>index</w:t>
-                                        </w:r>
-                                        <w:proofErr w:type="spellEnd"/>
-                                        <w:r>
-                                          <w:rPr>
-                                            <w:sz w:val="20"/>
-                                          </w:rPr>
-                                          <w:t xml:space="preserve"> 1}}</w:t>
-                                        </w:r>
-                                      </w:p>
-                                    </w:tc>
-                                  </w:tr>
-                                  <w:tr>
-                                    <w:trPr>
-                                      <w:trHeight w:val="359"/>
-                                    </w:trPr>
-                                    <w:tc>
-                                      <w:tcPr>
-                                        <w:tcW w:w="4350" w:type="dxa"/>
-                                        <w:vAlign w:val="center"/>
-                                      </w:tcPr>
-                                      <w:p>
-                                        <w:pPr>
-                                          <w:pStyle w:val="TableParagraph"/>
-                                          <w:spacing w:before="53"/>
-                                          <w:ind w:left="24"/>
-                                          <w:jc w:val="center"/>
-                                          <w:rPr>
-                                            <w:b/>
-                                            <w:sz w:val="20"/>
-                                          </w:rPr>
-                                        </w:pPr>
-                                        <w:r>
-                                          <w:rPr>
-                                            <w:b/>
-                                            <w:sz w:val="20"/>
-                                          </w:rPr>
-                                          <w:t>{{.</w:t>
-                                        </w:r>
-                                        <w:proofErr w:type="spellStart"/>
-                                        <w:r>
-                                          <w:rPr>
-                                            <w:b/>
-                                            <w:sz w:val="20"/>
-                                          </w:rPr>
-                                          <w:t>CPMKKode</w:t>
-                                        </w:r>
-                                        <w:proofErr w:type="spellEnd"/>
-                                        <w:r>
-                                          <w:rPr>
-                                            <w:b/>
-                                            <w:sz w:val="20"/>
-                                          </w:rPr>
-                                          <w:t>}}</w:t>
-                                        </w:r>
-                                      </w:p>
-                                    </w:tc>
-                                    <w:tc>
-                                      <w:tcPr>
-                                        <w:tcW w:w="2610" w:type="dxa"/>
-                                        <w:vAlign w:val="center"/>
-                                      </w:tcPr>
-                                      <w:p>
-                                        <w:pPr>
-                                          <w:pStyle w:val="TableParagraph"/>
-                                          <w:spacing w:before="24"/>
-                                          <w:ind w:left="22"/>
-                                          <w:jc w:val="center"/>
-                                          <w:rPr>
-                                            <w:sz w:val="20"/>
-                                          </w:rPr>
-                                        </w:pPr>
-                                        <w:r>
-                                          <w:rPr>
-                                            <w:sz w:val="20"/>
-                                          </w:rPr>
-                                          <w:t>{{</w:t>
-                                        </w:r>
-                                        <w:proofErr w:type="spellStart"/>
-                                        <w:r>
-                                          <w:rPr>
-                                            <w:sz w:val="20"/>
-                                          </w:rPr>
-                                          <w:t>if</w:t>
-                                        </w:r>
-                                        <w:proofErr w:type="spellEnd"/>
-                                        <w:r>
-                                          <w:rPr>
-                                            <w:sz w:val="20"/>
-                                          </w:rPr>
-                                          <w:t xml:space="preserve"> .}}</w:t>
-                                        </w:r>
-                                        <w:r>
-                                          <w:rPr>
-                                            <w:rFonts w:ascii="Segoe UI Symbol" w:hAnsi="Segoe UI Symbol" w:cs="Segoe UI Symbol"/>
-                                            <w:sz w:val="20"/>
-                                          </w:rPr>
-                                          <w:t>✓</w:t>
-                                        </w:r>
-                                        <w:r>
-                                          <w:rPr>
-                                            <w:sz w:val="20"/>
-                                          </w:rPr>
-                                          <w:t>{{</w:t>
-                                        </w:r>
-                                        <w:proofErr w:type="spellStart"/>
-                                        <w:r>
-                                          <w:rPr>
-                                            <w:sz w:val="20"/>
-                                          </w:rPr>
-                                          <w:t>end</w:t>
-                                        </w:r>
-                                        <w:proofErr w:type="spellEnd"/>
-                                        <w:r>
-                                          <w:rPr>
-                                            <w:sz w:val="20"/>
-                                          </w:rPr>
-                                          <w:t>}}</w:t>
-                                        </w:r>
-                                      </w:p>
-                                    </w:tc>
-                                  </w:tr>
-                                </w:tbl>
-                                <w:p>
-                                  <w:pPr>
-                                    <w:pStyle w:val="BodyText"/>
-                                  </w:pPr>
-                                </w:p>
-                              </w:txbxContent>
-                            </wps:txbx>
-                            <wps:bodyPr wrap="square" lIns="0" tIns="0" rIns="0" bIns="0" rtlCol="0">
-                              <a:noAutofit/>
-                            </wps:bodyPr>
-                          </wps:wsp>
-                        </a:graphicData>
-                      </a:graphic>
-                    </wp:anchor>
-                  </w:drawing>
-                </mc:Choice>
-                <mc:Fallback>
-                  <w:pict>
-                    <v:shapetype w14:anchorId="695D0F39" id="_x0000_t202" coordsize="21600,21600" o:spt="202" path="m,l,21600r21600,l21600,xe">
-                      <v:stroke joinstyle="miter"/>
-                      <v:path gradientshapeok="t" o:connecttype="rect"/>
-                    </v:shapetype>
-                    <v:shape id="Textbox 5" o:spid="_x0000_s1026" type="#_x0000_t202" style="position:absolute;left:0;text-align:left;margin-left:2.3pt;margin-top:20.1pt;width:354.75pt;height:38.15pt;z-index:251658240;visibility:visible;mso-wrap-style:square;mso-wrap-distance-left:0;mso-wrap-distance-top:0;mso-wrap-distance-right:0;mso-wrap-distance-bottom:0;mso-position-horizontal:absolute;mso-position-horizontal-relative:page;mso-position-vertical:absolute;mso-position-vertical-relative:page;v-text-anchor:top" o:gfxdata="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" filled="f" stroked="f">
-                      <v:textbox inset="0,0,0,0">
-                        <w:txbxContent>
-                          <w:tbl>
-                            <w:tblPr>
-                              <w:tblW w:w="0" w:type="auto"/>
-                              <w:tblInd w:w="67" w:type="dxa"/>
-                              <w:tblBorders>
-                                <w:top w:val="single" w:sz="6" w:space="0" w:color="000000"/>
-                                <w:left w:val="single" w:sz="6" w:space="0" w:color="000000"/>
-                                <w:bottom w:val="single" w:sz="6" w:space="0" w:color="000000"/>
-                                <w:right w:val="single" w:sz="6" w:space="0" w:color="000000"/>
-                                <w:insideH w:val="single" w:sz="6" w:space="0" w:color="000000"/>
-                                <w:insideV w:val="single" w:sz="6" w:space="0" w:color="000000"/>
-                              </w:tblBorders>
-                              <w:tblLayout w:type="fixed"/>
-                              <w:tblCellMar>
-                                <w:left w:w="0" w:type="dxa"/>
-                                <w:right w:w="0" w:type="dxa"/>
-                              </w:tblCellMar>
-                              <w:tblLook w:val="01E0" w:firstRow="1" w:lastRow="1" w:firstColumn="1" w:lastColumn="1" w:noHBand="0" w:noVBand="0"/>
-                            </w:tblPr>
-                            <w:tblGrid>
-                              <w:gridCol w:w="4350"/>
-                              <w:gridCol w:w="2610"/>
-                            </w:tblGrid>
-                            <w:tr>
-                              <w:trPr>
-                                <w:trHeight w:val="359"/>
-                              </w:trPr>
-                              <w:tc>
-                                <w:tcPr>
-                                  <w:tcW w:w="4350" w:type="dxa"/>
-                                  <w:vAlign w:val="center"/>
-                                </w:tcPr>
-                                <w:p>
-                                  <w:pPr>
-                                    <w:pStyle w:val="TableParagraph"/>
-                                    <w:spacing w:before="53"/>
-                                    <w:ind w:left="24"/>
-                                    <w:jc w:val="center"/>
-                                    <w:rPr>
-                                      <w:sz w:val="20"/>
-                                    </w:rPr>
-                                  </w:pPr>
-                                  <w:r>
-                                    <w:rPr>
-                                      <w:spacing w:val="-4"/>
-                                      <w:sz w:val="20"/>
-                                    </w:rPr>
-                                    <w:t>CPMK</w:t>
-                                  </w:r>
-                                </w:p>
-                              </w:tc>
-                              <w:tc>
-                                <w:tcPr>
-                                  <w:tcW w:w="2610" w:type="dxa"/>
-                                  <w:vAlign w:val="center"/>
-                                </w:tcPr>
-                                <w:p>
-                                  <w:pPr>
-                                    <w:pStyle w:val="TableParagraph"/>
-                                    <w:spacing w:before="53"/>
-                                    <w:ind w:left="22"/>
-                                    <w:jc w:val="center"/>
-                                    <w:rPr>
-                                      <w:sz w:val="20"/>
-                                    </w:rPr>
-                                  </w:pPr>
-                                  <w:r>
-                                    <w:rPr>
-                                      <w:sz w:val="20"/>
-                                    </w:rPr>
-                                    <w:t>S-{{</w:t>
-                                  </w:r>
-                                  <w:proofErr w:type="spellStart"/>
-                                  <w:r>
-                                    <w:rPr>
-                                      <w:sz w:val="20"/>
-                                    </w:rPr>
-                                    <w:t>add</w:t>
-                                  </w:r>
-                                  <w:proofErr w:type="spellEnd"/>
-                                  <w:r>
-                                    <w:rPr>
-                                      <w:sz w:val="20"/>
-                                    </w:rPr>
-                                    <w:t xml:space="preserve"> $</w:t>
-                                  </w:r>
-                                  <w:proofErr w:type="spellStart"/>
-                                  <w:r>
-                                    <w:rPr>
-                                      <w:sz w:val="20"/>
-                                    </w:rPr>
-                                    <w:t>index</w:t>
-                                  </w:r>
-                                  <w:proofErr w:type="spellEnd"/>
-                                  <w:r>
-                                    <w:rPr>
-                                      <w:sz w:val="20"/>
-                                    </w:rPr>
-                                    <w:t xml:space="preserve"> 1}}</w:t>
-                                  </w:r>
-                                </w:p>
-                              </w:tc>
-                            </w:tr>
-                            <w:tr>
-                              <w:trPr>
-                                <w:trHeight w:val="359"/>
-                              </w:trPr>
-                              <w:tc>
-                                <w:tcPr>
-                                  <w:tcW w:w="4350" w:type="dxa"/>
-                                  <w:vAlign w:val="center"/>
-                                </w:tcPr>
-                                <w:p>
-                                  <w:pPr>
-                                    <w:pStyle w:val="TableParagraph"/>
-                                    <w:spacing w:before="53"/>
-                                    <w:ind w:left="24"/>
-                                    <w:jc w:val="center"/>
-                                    <w:rPr>
-                                      <w:b/>
-                                      <w:sz w:val="20"/>
-                                    </w:rPr>
-                                  </w:pPr>
-                                  <w:r>
-                                    <w:rPr>
-                                      <w:b/>
-                                      <w:sz w:val="20"/>
-                                    </w:rPr>
-                                    <w:t>{{.</w:t>
-                                  </w:r>
-                                  <w:proofErr w:type="spellStart"/>
-                                  <w:r>
-                                    <w:rPr>
-                                      <w:b/>
-                                      <w:sz w:val="20"/>
-                                    </w:rPr>
-                                    <w:t>CPMKKode</w:t>
-                                  </w:r>
-                                  <w:proofErr w:type="spellEnd"/>
-                                  <w:r>
-                                    <w:rPr>
-                                      <w:b/>
-                                      <w:sz w:val="20"/>
-                                    </w:rPr>
-                                    <w:t>}}</w:t>
-                                  </w:r>
-                                </w:p>
-                              </w:tc>
-                              <w:tc>
-                                <w:tcPr>
-                                  <w:tcW w:w="2610" w:type="dxa"/>
-                                  <w:vAlign w:val="center"/>
-                                </w:tcPr>
-                                <w:p>
-                                  <w:pPr>
-                                    <w:pStyle w:val="TableParagraph"/>
-                                    <w:spacing w:before="24"/>
-                                    <w:ind w:left="22"/>
-                                    <w:jc w:val="center"/>
-                                    <w:rPr>
-                                      <w:sz w:val="20"/>
-                                    </w:rPr>
-                                  </w:pPr>
-                                  <w:r>
-                                    <w:rPr>
-                                      <w:sz w:val="20"/>
-                                    </w:rPr>
-                                    <w:t>{{</w:t>
-                                  </w:r>
-                                  <w:proofErr w:type="spellStart"/>
-                                  <w:r>
-                                    <w:rPr>
-                                      <w:sz w:val="20"/>
-                                    </w:rPr>
-                                    <w:t>if</w:t>
-                                  </w:r>
-                                  <w:proofErr w:type="spellEnd"/>
-                                  <w:r>
-                                    <w:rPr>
-                                      <w:sz w:val="20"/>
-                                    </w:rPr>
-                                    <w:t xml:space="preserve"> .}}</w:t>
-                                  </w:r>
-                                  <w:r>
-                                    <w:rPr>
-                                      <w:rFonts w:ascii="Segoe UI Symbol" w:hAnsi="Segoe UI Symbol" w:cs="Segoe UI Symbol"/>
-                                      <w:sz w:val="20"/>
-                                    </w:rPr>
-                                    <w:t>✓</w:t>
-                                  </w:r>
-                                  <w:r>
-                                    <w:rPr>
-                                      <w:sz w:val="20"/>
-                                    </w:rPr>
-                                    <w:t>{{</w:t>
-                                  </w:r>
-                                  <w:proofErr w:type="spellStart"/>
-                                  <w:r>
-                                    <w:rPr>
-                                      <w:sz w:val="20"/>
-                                    </w:rPr>
-                                    <w:t>end</w:t>
-                                  </w:r>
-                                  <w:proofErr w:type="spellEnd"/>
-                                  <w:r>
-                                    <w:rPr>
-                                      <w:sz w:val="20"/>
-                                    </w:rPr>
-                                    <w:t>}}</w:t>
-                                  </w:r>
-                                </w:p>
-                              </w:tc>
-                            </w:tr>
-                          </w:tbl>
-                          <w:p>
-                            <w:pPr>
-                              <w:pStyle w:val="BodyText"/>
-                            </w:pPr>
-                          </w:p>
-                        </w:txbxContent>
-                      </v:textbox>
-                      <w10:wrap anchorx="page" anchory="page"/>
-                    </v:shape>
-                  </w:pict>
-                </mc:Fallback>
-              </mc:AlternateContent>
-            </w:r>
-            <w:r>
-              <w:rPr>
-                <w:sz w:val="20"/>
-              </w:rPr>
-              <w:t>{{</w:t>
-            </w:r>
-            <w:proofErr w:type="spellStart"/>
-            <w:r>
-              <w:rPr>
-                <w:sz w:val="20"/>
-              </w:rPr>
-              <w:t>range</w:t>
-            </w:r>
-            <w:proofErr w:type="spellEnd"/>
-            <w:r>
-              <w:rPr>
-                <w:spacing w:val="-1"/>
-                <w:sz w:val="20"/>
-              </w:rPr>
-              <w:t xml:space="preserve"> </w:t>
-            </w:r>
-            <w:r>
-              <w:rPr>
-                <w:sz w:val="20"/>
-              </w:rPr>
-              <w:t>.Korelasi}}</w:t>
-            </w:r>
-            <w:r>
-              <w:rPr>
-                <w:spacing w:val="-1"/>
-                <w:sz w:val="20"/>
-              </w:rPr>
-              <w:t xml:space="preserve"> </w:t>
-            </w:r>
-            <w:r>
-              <w:rPr>
-                <w:sz w:val="20"/>
-              </w:rPr>
-              <w:t>{{</w:t>
-            </w:r>
-            <w:proofErr w:type="spellStart"/>
-            <w:r>
-              <w:rPr>
-                <w:sz w:val="20"/>
-              </w:rPr>
-              <w:t>end</w:t>
-            </w:r>
-            <w:proofErr w:type="spellEnd"/>
-            <w:r>
-              <w:rPr>
-                <w:sz w:val="20"/>
-              </w:rPr>
-              <w:t>}}</w:t>
-            </w:r>
-            <w:r>
-              <w:rPr>
-                <w:spacing w:val="-1"/>
-                <w:sz w:val="20"/>
-              </w:rPr>
-              <w:t xml:space="preserve"> </w:t>
-            </w:r>
-            <w:r>
-              <w:rPr>
-                <w:spacing w:val="-2"/>
-                <w:sz w:val="20"/>
-              </w:rPr>
-              <w:t>{{</w:t>
-            </w:r>
-            <w:proofErr w:type="spellStart"/>
-            <w:r>
-              <w:rPr>
-                <w:spacing w:val="-2"/>
-                <w:sz w:val="20"/>
-              </w:rPr>
-              <w:t>end</w:t>
-            </w:r>
-            <w:proofErr w:type="spellEnd"/>
-            <w:r>
-              <w:rPr>
-                <w:spacing w:val="-2"/>
-                <w:sz w:val="20"/>
-              </w:rPr>
-              <w:t>}}</w:t>
+              <w:t xml:space="preserve">  </w:t>
             </w:r>
           </w:p>
         </w:tc>
@@ -2508,23 +1577,7 @@
                 <w:spacing w:val="-2"/>
                 <w:sz w:val="20"/>
               </w:rPr>
-              <w:t>{{.</w:t>
-            </w:r>
-            <w:proofErr w:type="spellStart"/>
-            <w:r>
-              <w:rPr>
-                <w:spacing w:val="-2"/>
-                <w:sz w:val="20"/>
-              </w:rPr>
-              <w:t>DeskripsiMK</w:t>
-            </w:r>
-            <w:proofErr w:type="spellEnd"/>
-            <w:r>
-              <w:rPr>
-                <w:spacing w:val="-2"/>
-                <w:sz w:val="20"/>
-              </w:rPr>
-              <w:t>}}</w:t>
+              <w:t>-</w:t>
             </w:r>
           </w:p>
         </w:tc>
@@ -2596,23 +1649,7 @@
                 <w:spacing w:val="-2"/>
                 <w:sz w:val="18"/>
               </w:rPr>
-              <w:t>{{.</w:t>
-            </w:r>
-            <w:proofErr w:type="spellStart"/>
-            <w:r>
-              <w:rPr>
-                <w:spacing w:val="-2"/>
-                <w:sz w:val="18"/>
-              </w:rPr>
-              <w:t>BahanKajian</w:t>
-            </w:r>
-            <w:proofErr w:type="spellEnd"/>
-            <w:r>
-              <w:rPr>
-                <w:spacing w:val="-2"/>
-                <w:sz w:val="18"/>
-              </w:rPr>
-              <w:t>}}</w:t>
+              <w:t>Topik 1: Bilangan dan Operasi Dasar - Memahami bilangan bulat, pecahan, desimal, dan operasi dasar seperti penjumlahan, pengurangan, perkalian, dan pembagian., Topik 2: Persamaan dan Pertidaksamaan - Mempelajari cara menyelesaikan persamaan linier dan pertidaksamaan, serta aplikasinya dalam konteks keteknikarsitekturan., Topik 3: Fungsi dan Grafik - Memahami konsep fungsi, jenis-jenis fungsi, dan cara menggambar grafik fungsi untuk analisis data., Topik 4: Geometri Dasar - Mempelajari konsep geometri dasar seperti bangun datar, bangun ruang, serta penerapannya dalam desain dan perhitungan area dan volume., Topik 5: Trigonometri - Memahami konsep dasar trigonometri, fungsi trigonometri, dan aplikasinya dalam analisis sudut dan pengukuran dalam arsitektur., Topik 6: Statistika Dasar - Memahami pengumpulan, pengolahan, dan analisis data statistik, serta cara menyajikan data dalam bentuk tabel dan grafik., Topik 7: Matriks dan Determinan - Mempelajari konsep dasar matriks, operasi matriks, serta aplikasi matriks dalam sistem persamaan linier., Topik 8: Pengantar Kalkulus - Memahami konsep dasar kalkulus, limit, dan turunan, serta penerapannya dalam analisis perubahan dan optimasi.</w:t>
             </w:r>
           </w:p>
         </w:tc>
@@ -2733,23 +1770,7 @@
                 <w:spacing w:val="-2"/>
                 <w:sz w:val="20"/>
               </w:rPr>
-              <w:t>{{.</w:t>
-            </w:r>
-            <w:proofErr w:type="spellStart"/>
-            <w:r>
-              <w:rPr>
-                <w:spacing w:val="-2"/>
-                <w:sz w:val="20"/>
-              </w:rPr>
-              <w:t>NamaDosen</w:t>
-            </w:r>
-            <w:proofErr w:type="spellEnd"/>
-            <w:r>
-              <w:rPr>
-                <w:spacing w:val="-2"/>
-                <w:sz w:val="20"/>
-              </w:rPr>
-              <w:t>}}</w:t>
+              <w:t>-</w:t>
             </w:r>
           </w:p>
         </w:tc>
@@ -2894,9 +1915,6 @@
         <w:ind w:left="570"/>
       </w:pPr>
       <w:r>
-        <w:t/>
-      </w:r>
-      <w:r>
         <w:rPr>
           <w:spacing w:val="-1"/>
         </w:rPr>
@@ -2909,6 +1927,53 @@
         <w:rPr>
           <w:spacing w:val="-1"/>
         </w:rPr>
+        <w:t xml:space="preserve">  </w:t>
+      </w:r>
+    </w:p>
+    <w:p>
+      <w:pPr>
+        <w:pStyle w:val="TableParagraph"/>
+        <w:spacing w:line="312" w:lineRule="auto"/>
+        <w:rPr>
+          <w:sz w:val="20"/>
+        </w:rPr>
+        <w:sectPr>
+          <w:pgSz w:w="11900" w:h="16840"/>
+          <w:pgMar w:top="500" w:right="992" w:bottom="460" w:left="566" w:header="284" w:footer="268" w:gutter="0"/>
+          <w:cols w:space="720"/>
+        </w:sectPr>
+      </w:pPr>
+    </w:p>
+    <w:p>
+      <w:pPr>
+        <w:pStyle w:val="BodyText"/>
+        <w:spacing w:before="4"/>
+        <w:rPr>
+          <w:sz w:val="17"/>
+        </w:rPr>
+      </w:pPr>
+    </w:p>
+    <w:p>
+      <w:pPr>
+        <w:pStyle w:val="BodyText"/>
+      </w:pPr>
+    </w:p>
+    <w:p>
+      <w:pPr>
+        <w:pStyle w:val="BodyText"/>
+        <w:spacing w:before="191"/>
+      </w:pPr>
+    </w:p>
+    <w:p>
+      <w:pPr>
+        <w:pStyle w:val="BodyText"/>
+        <w:spacing w:after="47"/>
+        <w:ind w:left="570"/>
+      </w:pPr>
+      <w:r>
+        <w:rPr>
+          <w:spacing w:val="-1"/>
+        </w:rPr>
         <w:t xml:space="preserve"> </w:t>
       </w:r>
       <w:r>
@@ -2918,13 +1983,7 @@
         <w:rPr>
           <w:spacing w:val="-1"/>
         </w:rPr>
-        <w:t xml:space="preserve"> </w:t>
-      </w:r>
-      <w:r>
-        <w:rPr>
-          <w:spacing w:val="-2"/>
-        </w:rPr>
-        <w:t/>
+        <w:t xml:space="preserve">  </w:t>
       </w:r>
     </w:p>
     <w:tbl>
@@ -3187,13 +2246,68 @@
         <w:tc>
           <w:tcPr>
             <w:tcW w:w="480" w:type="dxa"/>
-            <w:vAlign w:val="center"/>
-          </w:tcPr>
+          </w:tcPr>
+          <w:p>
+            <w:pPr>
+              <w:pStyle w:val="TableParagraph"/>
+              <w:spacing w:line="312" w:lineRule="auto"/>
+              <w:ind w:left="71" w:right="59"/>
+              <w:jc w:val="center"/>
+              <w:rPr>
+                <w:b/>
+                <w:sz w:val="20"/>
+              </w:rPr>
+            </w:pPr>
+            <w:r>
+              <w:rPr>
+                <w:b/>
+                <w:spacing w:val="-4"/>
+                <w:sz w:val="20"/>
+              </w:rPr>
+              <w:t xml:space="preserve">{{. </w:t>
+            </w:r>
+            <w:r>
+              <w:rPr>
+                <w:b/>
+                <w:spacing w:val="-10"/>
+                <w:sz w:val="20"/>
+              </w:rPr>
+              <w:t>M</w:t>
+            </w:r>
+          </w:p>
+          <w:p>
+            <w:pPr>
+              <w:pStyle w:val="TableParagraph"/>
+              <w:spacing w:before="2" w:line="312" w:lineRule="auto"/>
+              <w:ind w:left="137" w:right="125" w:firstLine="16"/>
+              <w:jc w:val="both"/>
+              <w:rPr>
+                <w:b/>
+                <w:sz w:val="20"/>
+              </w:rPr>
+            </w:pPr>
+            <w:r>
+              <w:rPr>
+                <w:b/>
+                <w:spacing w:val="-6"/>
+                <w:sz w:val="20"/>
+              </w:rPr>
+              <w:t xml:space="preserve">in gg </w:t>
+            </w:r>
+            <w:r>
+              <w:rPr>
+                <w:b/>
+                <w:spacing w:val="-5"/>
+                <w:sz w:val="20"/>
+              </w:rPr>
+              <w:t>u}</w:t>
+            </w:r>
+          </w:p>
           <w:p>
             <w:pPr>
               <w:pStyle w:val="TableParagraph"/>
               <w:spacing w:before="3"/>
-              <w:ind w:left="0" w:right="62"/>
+              <w:ind w:left="71" w:right="62"/>
               <w:jc w:val="center"/>
               <w:rPr>
                 <w:b/>
@@ -3203,7 +2317,52 @@
             <w:r>
               <w:rPr>
                 <w:b/>
-                <w:sz w:val="20"/>
+                <w:spacing w:val="-10"/>
+                <w:sz w:val="20"/>
+              </w:rPr>
+              <w:t>}</w:t>
+            </w:r>
+          </w:p>
+        </w:tc>
+        <w:tc>
+          <w:tcPr>
+            <w:tcW w:w="1740" w:type="dxa"/>
+          </w:tcPr>
+          <w:p>
+            <w:pPr>
+              <w:pStyle w:val="TableParagraph"/>
+              <w:spacing w:before="75"/>
+              <w:ind w:left="125"/>
+              <w:rPr>
+                <w:sz w:val="16"/>
+              </w:rPr>
+            </w:pPr>
+            <w:r>
+              <w:rPr>
+                <w:spacing w:val="-2"/>
+                <w:sz w:val="16"/>
+              </w:rPr>
+              <w:t>Sub-CPMK-1</w:t>
+            </w:r>
+          </w:p>
+        </w:tc>
+        <w:tc>
+          <w:tcPr>
+            <w:tcW w:w="1335" w:type="dxa"/>
+          </w:tcPr>
+          <w:p>
+            <w:pPr>
+              <w:pStyle w:val="TableParagraph"/>
+              <w:spacing w:before="75"/>
+              <w:ind w:left="120"/>
+              <w:rPr>
+                <w:sz w:val="16"/>
+              </w:rPr>
+            </w:pPr>
+            <w:r>
+              <w:rPr>
+                <w:spacing w:val="-2"/>
+                <w:sz w:val="16"/>
               </w:rPr>
               <w:t>-</w:t>
             </w:r>
@@ -3211,176 +2370,111 @@
         </w:tc>
         <w:tc>
           <w:tcPr>
-            <w:tcW w:w="1740" w:type="dxa"/>
-            <w:vAlign w:val="center"/>
+            <w:tcW w:w="1545" w:type="dxa"/>
           </w:tcPr>
           <w:p>
             <w:pPr>
               <w:pStyle w:val="TableParagraph"/>
               <w:spacing w:before="75"/>
-              <w:ind w:left="0"/>
-              <w:jc w:val="center"/>
+              <w:ind w:left="134"/>
               <w:rPr>
                 <w:sz w:val="16"/>
               </w:rPr>
             </w:pPr>
             <w:r>
               <w:rPr>
+                <w:spacing w:val="-2"/>
                 <w:sz w:val="16"/>
               </w:rPr>
-              <w:t>{{.</w:t>
-            </w:r>
-            <w:proofErr w:type="spellStart"/>
-            <w:r>
+              <w:t>Bilangan dan Operasi Dasar</w:t>
+            </w:r>
+          </w:p>
+        </w:tc>
+        <w:tc>
+          <w:tcPr>
+            <w:tcW w:w="1455" w:type="dxa"/>
+          </w:tcPr>
+          <w:p>
+            <w:pPr>
+              <w:pStyle w:val="TableParagraph"/>
+              <w:spacing w:before="75"/>
+              <w:ind w:left="131"/>
               <w:rPr>
                 <w:sz w:val="16"/>
               </w:rPr>
-              <w:t>SubCPMK</w:t>
-            </w:r>
-            <w:proofErr w:type="spellEnd"/>
-            <w:r>
-              <w:rPr>
+            </w:pPr>
+            <w:r>
+              <w:rPr>
+                <w:spacing w:val="-2"/>
                 <w:sz w:val="16"/>
               </w:rPr>
-              <w:t>}}</w:t>
-            </w:r>
-          </w:p>
-        </w:tc>
-        <w:tc>
-          <w:tcPr>
-            <w:tcW w:w="1335" w:type="dxa"/>
-            <w:vAlign w:val="center"/>
+              <w:t>Ceramah, Diskusi</w:t>
+            </w:r>
+          </w:p>
+        </w:tc>
+        <w:tc>
+          <w:tcPr>
+            <w:tcW w:w="675" w:type="dxa"/>
           </w:tcPr>
           <w:p>
             <w:pPr>
               <w:pStyle w:val="TableParagraph"/>
               <w:spacing w:before="75"/>
-              <w:ind w:left="0"/>
-              <w:jc w:val="center"/>
+              <w:ind w:left="129"/>
               <w:rPr>
                 <w:sz w:val="16"/>
               </w:rPr>
             </w:pPr>
             <w:r>
               <w:rPr>
+                <w:spacing w:val="-2"/>
                 <w:sz w:val="16"/>
               </w:rPr>
+              <w:t>150</w:t>
+            </w:r>
+          </w:p>
+        </w:tc>
+        <w:tc>
+          <w:tcPr>
+            <w:tcW w:w="1530" w:type="dxa"/>
+          </w:tcPr>
+          <w:p>
+            <w:pPr>
+              <w:pStyle w:val="TableParagraph"/>
+              <w:spacing w:before="75"/>
+              <w:ind w:left="120"/>
+              <w:rPr>
+                <w:sz w:val="16"/>
+              </w:rPr>
+            </w:pPr>
+            <w:r>
+              <w:rPr>
+                <w:spacing w:val="-2"/>
+                <w:sz w:val="16"/>
+              </w:rPr>
               <w:t>-</w:t>
             </w:r>
           </w:p>
         </w:tc>
         <w:tc>
           <w:tcPr>
-            <w:tcW w:w="1545" w:type="dxa"/>
-            <w:vAlign w:val="center"/>
-          </w:tcPr>
-          <w:p>
-            <w:pPr>
-              <w:pStyle w:val="TableParagraph"/>
-              <w:spacing w:before="75"/>
-              <w:ind w:left="0"/>
-              <w:jc w:val="center"/>
-              <w:rPr>
-                <w:sz w:val="16"/>
-              </w:rPr>
-            </w:pPr>
-            <w:r>
-              <w:rPr>
-                <w:sz w:val="16"/>
-              </w:rPr>
-              <w:t>-</w:t>
-            </w:r>
-          </w:p>
-        </w:tc>
-        <w:tc>
-          <w:tcPr>
-            <w:tcW w:w="1455" w:type="dxa"/>
-            <w:vAlign w:val="center"/>
-          </w:tcPr>
-          <w:p>
-            <w:pPr>
-              <w:pStyle w:val="TableParagraph"/>
-              <w:spacing w:before="75"/>
-              <w:ind w:left="0"/>
-              <w:jc w:val="center"/>
-              <w:rPr>
-                <w:sz w:val="16"/>
-              </w:rPr>
-            </w:pPr>
-            <w:r>
-              <w:rPr>
-                <w:sz w:val="16"/>
-              </w:rPr>
-              <w:t>-</w:t>
-            </w:r>
-          </w:p>
-        </w:tc>
-        <w:tc>
-          <w:tcPr>
-            <w:tcW w:w="675" w:type="dxa"/>
-            <w:vAlign w:val="center"/>
-          </w:tcPr>
-          <w:p>
-            <w:pPr>
-              <w:pStyle w:val="TableParagraph"/>
-              <w:spacing w:before="56"/>
-              <w:ind w:left="0"/>
-              <w:jc w:val="center"/>
-              <w:rPr>
-                <w:sz w:val="16"/>
-              </w:rPr>
-            </w:pPr>
-            <w:r>
-              <w:rPr>
-                <w:sz w:val="16"/>
-              </w:rPr>
-              <w:t>-</w:t>
-            </w:r>
-          </w:p>
-        </w:tc>
-        <w:tc>
-          <w:tcPr>
-            <w:tcW w:w="1530" w:type="dxa"/>
-            <w:vAlign w:val="center"/>
-          </w:tcPr>
-          <w:p>
-            <w:pPr>
-              <w:pStyle w:val="TableParagraph"/>
-              <w:spacing w:before="75"/>
-              <w:ind w:left="0"/>
-              <w:jc w:val="center"/>
-              <w:rPr>
-                <w:sz w:val="16"/>
-              </w:rPr>
-            </w:pPr>
-            <w:r>
-              <w:rPr>
-                <w:sz w:val="16"/>
-              </w:rPr>
-              <w:t>-</w:t>
-            </w:r>
-          </w:p>
-        </w:tc>
-        <w:tc>
-          <w:tcPr>
             <w:tcW w:w="870" w:type="dxa"/>
-            <w:vAlign w:val="center"/>
           </w:tcPr>
           <w:p>
             <w:pPr>
               <w:pStyle w:val="TableParagraph"/>
               <w:spacing w:line="312" w:lineRule="auto"/>
-              <w:ind w:left="0" w:right="120"/>
-              <w:jc w:val="center"/>
-              <w:rPr>
-                <w:sz w:val="20"/>
-              </w:rPr>
-            </w:pPr>
-            <w:r>
-              <w:rPr>
-                <w:sz w:val="20"/>
-              </w:rPr>
-              <w:t>-</w:t>
+              <w:ind w:left="265" w:right="120" w:hanging="114"/>
+              <w:rPr>
+                <w:sz w:val="20"/>
+              </w:rPr>
+            </w:pPr>
+            <w:r>
+              <w:rPr>
+                <w:spacing w:val="-2"/>
+                <w:sz w:val="20"/>
+              </w:rPr>
+              <w:t>7</w:t>
             </w:r>
           </w:p>
         </w:tc>
@@ -3412,545 +2506,9 @@
     <w:p>
       <w:pPr>
         <w:pStyle w:val="BodyText"/>
-      </w:pPr>
-    </w:p>
-    <w:p>
-      <w:pPr>
-        <w:pStyle w:val="BodyText"/>
-        <w:spacing w:before="191"/>
-      </w:pPr>
-    </w:p>
-    <w:p>
-      <w:pPr>
-        <w:pStyle w:val="BodyText"/>
-        <w:spacing w:after="47"/>
-        <w:ind w:left="570"/>
-      </w:pPr>
-      <w:r>
-        <w:t/>
-      </w:r>
-      <w:r>
-        <w:rPr>
-          <w:spacing w:val="-1"/>
-        </w:rPr>
-        <w:t xml:space="preserve"> </w:t>
-      </w:r>
-      <w:r>
-        <w:t/>
-      </w:r>
-      <w:r>
-        <w:rPr>
-          <w:spacing w:val="-1"/>
-        </w:rPr>
-        <w:t xml:space="preserve"> </w:t>
-      </w:r>
-      <w:r>
-        <w:t/>
-      </w:r>
-      <w:r>
-        <w:rPr>
-          <w:spacing w:val="-1"/>
-        </w:rPr>
-        <w:t xml:space="preserve"> </w:t>
-      </w:r>
-      <w:r>
-        <w:rPr>
-          <w:spacing w:val="-2"/>
-        </w:rPr>
-        <w:t/>
-      </w:r>
-    </w:p>
-    <w:tbl>
-      <w:tblPr>
-        <w:tblW w:w="0" w:type="auto"/>
-        <w:tblInd w:w="588" w:type="dxa"/>
-        <w:tblBorders>
-          <w:top w:val="single" w:sz="6" w:space="0" w:color="000000"/>
-          <w:left w:val="single" w:sz="6" w:space="0" w:color="000000"/>
-          <w:bottom w:val="single" w:sz="6" w:space="0" w:color="000000"/>
-          <w:right w:val="single" w:sz="6" w:space="0" w:color="000000"/>
-          <w:insideH w:val="single" w:sz="6" w:space="0" w:color="000000"/>
-          <w:insideV w:val="single" w:sz="6" w:space="0" w:color="000000"/>
-        </w:tblBorders>
-        <w:tblLayout w:type="fixed"/>
-        <w:tblCellMar>
-          <w:left w:w="0" w:type="dxa"/>
-          <w:right w:w="0" w:type="dxa"/>
-        </w:tblCellMar>
-        <w:tblLook w:val="01E0" w:firstRow="1" w:lastRow="1" w:firstColumn="1" w:lastColumn="1" w:noHBand="0" w:noVBand="0"/>
-      </w:tblPr>
-      <w:tblGrid>
-        <w:gridCol w:w="480"/>
-        <w:gridCol w:w="1740"/>
-        <w:gridCol w:w="1335"/>
-        <w:gridCol w:w="1545"/>
-        <w:gridCol w:w="1455"/>
-        <w:gridCol w:w="675"/>
-        <w:gridCol w:w="1530"/>
-        <w:gridCol w:w="870"/>
-      </w:tblGrid>
-      <w:tr>
-        <w:trPr>
-          <w:trHeight w:val="719"/>
-        </w:trPr>
-        <w:tc>
-          <w:tcPr>
-            <w:tcW w:w="480" w:type="dxa"/>
-            <w:shd w:val="clear" w:color="auto" w:fill="00B0F0"/>
-          </w:tcPr>
-          <w:p>
-            <w:pPr>
-              <w:pStyle w:val="TableParagraph"/>
-              <w:spacing w:line="312" w:lineRule="auto"/>
-              <w:ind w:left="165" w:right="129" w:hanging="17"/>
-              <w:rPr>
-                <w:sz w:val="20"/>
-              </w:rPr>
-            </w:pPr>
-            <w:r>
-              <w:rPr>
-                <w:spacing w:val="-10"/>
-                <w:sz w:val="20"/>
-              </w:rPr>
-              <w:t>M</w:t>
-            </w:r>
-            <w:r>
-              <w:rPr>
-                <w:sz w:val="20"/>
-              </w:rPr>
-              <w:t xml:space="preserve"> </w:t>
-            </w:r>
-            <w:r>
-              <w:rPr>
-                <w:spacing w:val="-10"/>
-                <w:sz w:val="20"/>
-              </w:rPr>
-              <w:t>G</w:t>
-            </w:r>
-          </w:p>
-        </w:tc>
-        <w:tc>
-          <w:tcPr>
-            <w:tcW w:w="1740" w:type="dxa"/>
-            <w:shd w:val="clear" w:color="auto" w:fill="00B0F0"/>
-          </w:tcPr>
-          <w:p>
-            <w:pPr>
-              <w:pStyle w:val="TableParagraph"/>
-              <w:ind w:left="362"/>
-              <w:rPr>
-                <w:sz w:val="20"/>
-              </w:rPr>
-            </w:pPr>
-            <w:r>
-              <w:rPr>
-                <w:sz w:val="20"/>
-              </w:rPr>
-              <w:t>SUB</w:t>
-            </w:r>
-            <w:r>
-              <w:rPr>
-                <w:spacing w:val="-1"/>
-                <w:sz w:val="20"/>
-              </w:rPr>
-              <w:t xml:space="preserve"> </w:t>
-            </w:r>
-            <w:r>
-              <w:rPr>
-                <w:spacing w:val="-4"/>
-                <w:sz w:val="20"/>
-              </w:rPr>
-              <w:t>CPMK</w:t>
-            </w:r>
-          </w:p>
-        </w:tc>
-        <w:tc>
-          <w:tcPr>
-            <w:tcW w:w="1335" w:type="dxa"/>
-            <w:shd w:val="clear" w:color="auto" w:fill="00B0F0"/>
-          </w:tcPr>
-          <w:p>
-            <w:pPr>
-              <w:pStyle w:val="TableParagraph"/>
-              <w:ind w:left="124"/>
-              <w:rPr>
-                <w:sz w:val="20"/>
-              </w:rPr>
-            </w:pPr>
-            <w:r>
-              <w:rPr>
-                <w:spacing w:val="-2"/>
-                <w:sz w:val="20"/>
-              </w:rPr>
-              <w:t>INDIKATOR</w:t>
-            </w:r>
-          </w:p>
-        </w:tc>
-        <w:tc>
-          <w:tcPr>
-            <w:tcW w:w="1545" w:type="dxa"/>
-            <w:shd w:val="clear" w:color="auto" w:fill="00B0F0"/>
-          </w:tcPr>
-          <w:p>
-            <w:pPr>
-              <w:pStyle w:val="TableParagraph"/>
-              <w:ind w:left="405"/>
-              <w:rPr>
-                <w:sz w:val="20"/>
-              </w:rPr>
-            </w:pPr>
-            <w:r>
-              <w:rPr>
-                <w:spacing w:val="-2"/>
-                <w:sz w:val="20"/>
-              </w:rPr>
-              <w:t>MATERI</w:t>
-            </w:r>
-          </w:p>
-        </w:tc>
-        <w:tc>
-          <w:tcPr>
-            <w:tcW w:w="1455" w:type="dxa"/>
-            <w:shd w:val="clear" w:color="auto" w:fill="00B0F0"/>
-          </w:tcPr>
-          <w:p>
-            <w:pPr>
-              <w:pStyle w:val="TableParagraph"/>
-              <w:ind w:left="311"/>
-              <w:rPr>
-                <w:sz w:val="20"/>
-              </w:rPr>
-            </w:pPr>
-            <w:r>
-              <w:rPr>
-                <w:spacing w:val="-2"/>
-                <w:sz w:val="20"/>
-              </w:rPr>
-              <w:t>METODE</w:t>
-            </w:r>
-          </w:p>
-        </w:tc>
-        <w:tc>
-          <w:tcPr>
-            <w:tcW w:w="675" w:type="dxa"/>
-            <w:shd w:val="clear" w:color="auto" w:fill="00B0F0"/>
-          </w:tcPr>
-          <w:p>
-            <w:pPr>
-              <w:pStyle w:val="TableParagraph"/>
-              <w:spacing w:line="312" w:lineRule="auto"/>
-              <w:ind w:left="125" w:right="115" w:firstLine="49"/>
-              <w:rPr>
-                <w:sz w:val="20"/>
-              </w:rPr>
-            </w:pPr>
-            <w:r>
-              <w:rPr>
-                <w:spacing w:val="-6"/>
-                <w:sz w:val="20"/>
-              </w:rPr>
-              <w:t xml:space="preserve">WA </w:t>
-            </w:r>
-            <w:r>
-              <w:rPr>
-                <w:spacing w:val="-4"/>
-                <w:sz w:val="20"/>
-              </w:rPr>
-              <w:t>KTU</w:t>
-            </w:r>
-          </w:p>
-        </w:tc>
-        <w:tc>
-          <w:tcPr>
-            <w:tcW w:w="1530" w:type="dxa"/>
-            <w:shd w:val="clear" w:color="auto" w:fill="00B0F0"/>
-          </w:tcPr>
-          <w:p>
-            <w:pPr>
-              <w:pStyle w:val="TableParagraph"/>
-              <w:ind w:left="231"/>
-              <w:rPr>
-                <w:sz w:val="20"/>
-              </w:rPr>
-            </w:pPr>
-            <w:r>
-              <w:rPr>
-                <w:spacing w:val="-2"/>
-                <w:sz w:val="20"/>
-              </w:rPr>
-              <w:t>PENILAIAN</w:t>
-            </w:r>
-          </w:p>
-        </w:tc>
-        <w:tc>
-          <w:tcPr>
-            <w:tcW w:w="870" w:type="dxa"/>
-            <w:shd w:val="clear" w:color="auto" w:fill="00B0F0"/>
-          </w:tcPr>
-          <w:p>
-            <w:pPr>
-              <w:pStyle w:val="TableParagraph"/>
-              <w:spacing w:line="312" w:lineRule="auto"/>
-              <w:ind w:left="378" w:right="134" w:hanging="217"/>
-              <w:rPr>
-                <w:sz w:val="20"/>
-              </w:rPr>
-            </w:pPr>
-            <w:r>
-              <w:rPr>
-                <w:spacing w:val="-4"/>
-                <w:sz w:val="20"/>
-              </w:rPr>
-              <w:t xml:space="preserve">BOBO </w:t>
-            </w:r>
-            <w:r>
-              <w:rPr>
-                <w:spacing w:val="-10"/>
-                <w:sz w:val="20"/>
-              </w:rPr>
-              <w:t>T</w:t>
-            </w:r>
-          </w:p>
-        </w:tc>
-      </w:tr>
-      <w:tr>
-        <w:trPr>
-          <w:trHeight w:val="1919"/>
-        </w:trPr>
-        <w:tc>
-          <w:tcPr>
-            <w:tcW w:w="480" w:type="dxa"/>
-            <w:vAlign w:val="center"/>
-          </w:tcPr>
-          <w:p>
-            <w:pPr>
-              <w:pStyle w:val="TableParagraph"/>
-              <w:spacing w:before="3"/>
-              <w:ind w:left="0" w:right="62"/>
-              <w:jc w:val="center"/>
-              <w:rPr>
-                <w:b/>
-                <w:sz w:val="20"/>
-              </w:rPr>
-            </w:pPr>
-            <w:r>
-              <w:rPr>
-                <w:b/>
-                <w:sz w:val="20"/>
-              </w:rPr>
-              <w:t>-</w:t>
-            </w:r>
-          </w:p>
-        </w:tc>
-        <w:tc>
-          <w:tcPr>
-            <w:tcW w:w="1740" w:type="dxa"/>
-            <w:vAlign w:val="center"/>
-          </w:tcPr>
-          <w:p>
-            <w:pPr>
-              <w:pStyle w:val="TableParagraph"/>
-              <w:spacing w:before="75"/>
-              <w:ind w:left="0"/>
-              <w:jc w:val="center"/>
-              <w:rPr>
-                <w:sz w:val="16"/>
-              </w:rPr>
-            </w:pPr>
-            <w:r>
-              <w:rPr>
-                <w:sz w:val="16"/>
-              </w:rPr>
-              <w:t>{{.</w:t>
-            </w:r>
-            <w:proofErr w:type="spellStart"/>
-            <w:r>
-              <w:rPr>
-                <w:sz w:val="16"/>
-              </w:rPr>
-              <w:t>SubCPMK</w:t>
-            </w:r>
-            <w:proofErr w:type="spellEnd"/>
-            <w:r>
-              <w:rPr>
-                <w:sz w:val="16"/>
-              </w:rPr>
-              <w:t>}}</w:t>
-            </w:r>
-          </w:p>
-        </w:tc>
-        <w:tc>
-          <w:tcPr>
-            <w:tcW w:w="1335" w:type="dxa"/>
-            <w:vAlign w:val="center"/>
-          </w:tcPr>
-          <w:p>
-            <w:pPr>
-              <w:pStyle w:val="TableParagraph"/>
-              <w:spacing w:before="75"/>
-              <w:ind w:left="0"/>
-              <w:jc w:val="center"/>
-              <w:rPr>
-                <w:sz w:val="16"/>
-              </w:rPr>
-            </w:pPr>
-            <w:r>
-              <w:rPr>
-                <w:sz w:val="16"/>
-              </w:rPr>
-              <w:t>-</w:t>
-            </w:r>
-          </w:p>
-        </w:tc>
-        <w:tc>
-          <w:tcPr>
-            <w:tcW w:w="1545" w:type="dxa"/>
-            <w:vAlign w:val="center"/>
-          </w:tcPr>
-          <w:p>
-            <w:pPr>
-              <w:pStyle w:val="TableParagraph"/>
-              <w:spacing w:before="75"/>
-              <w:ind w:left="0"/>
-              <w:jc w:val="center"/>
-              <w:rPr>
-                <w:sz w:val="16"/>
-              </w:rPr>
-            </w:pPr>
-            <w:r>
-              <w:rPr>
-                <w:sz w:val="16"/>
-              </w:rPr>
-              <w:t>-</w:t>
-            </w:r>
-          </w:p>
-        </w:tc>
-        <w:tc>
-          <w:tcPr>
-            <w:tcW w:w="1455" w:type="dxa"/>
-            <w:vAlign w:val="center"/>
-          </w:tcPr>
-          <w:p>
-            <w:pPr>
-              <w:pStyle w:val="TableParagraph"/>
-              <w:spacing w:before="75"/>
-              <w:ind w:left="0"/>
-              <w:jc w:val="center"/>
-              <w:rPr>
-                <w:sz w:val="16"/>
-              </w:rPr>
-            </w:pPr>
-            <w:r>
-              <w:rPr>
-                <w:sz w:val="16"/>
-              </w:rPr>
-              <w:t>-</w:t>
-            </w:r>
-          </w:p>
-        </w:tc>
-        <w:tc>
-          <w:tcPr>
-            <w:tcW w:w="675" w:type="dxa"/>
-            <w:vAlign w:val="center"/>
-          </w:tcPr>
-          <w:p>
-            <w:pPr>
-              <w:pStyle w:val="TableParagraph"/>
-              <w:spacing w:before="56"/>
-              <w:ind w:left="0"/>
-              <w:jc w:val="center"/>
-              <w:rPr>
-                <w:sz w:val="16"/>
-              </w:rPr>
-            </w:pPr>
-            <w:r>
-              <w:rPr>
-                <w:sz w:val="16"/>
-              </w:rPr>
-              <w:t>-</w:t>
-            </w:r>
-          </w:p>
-        </w:tc>
-        <w:tc>
-          <w:tcPr>
-            <w:tcW w:w="1530" w:type="dxa"/>
-            <w:vAlign w:val="center"/>
-          </w:tcPr>
-          <w:p>
-            <w:pPr>
-              <w:pStyle w:val="TableParagraph"/>
-              <w:spacing w:before="75"/>
-              <w:ind w:left="0"/>
-              <w:jc w:val="center"/>
-              <w:rPr>
-                <w:sz w:val="16"/>
-              </w:rPr>
-            </w:pPr>
-            <w:r>
-              <w:rPr>
-                <w:sz w:val="16"/>
-              </w:rPr>
-              <w:t>-</w:t>
-            </w:r>
-          </w:p>
-        </w:tc>
-        <w:tc>
-          <w:tcPr>
-            <w:tcW w:w="870" w:type="dxa"/>
-            <w:vAlign w:val="center"/>
-          </w:tcPr>
-          <w:p>
-            <w:pPr>
-              <w:pStyle w:val="TableParagraph"/>
-              <w:spacing w:line="312" w:lineRule="auto"/>
-              <w:ind w:left="0" w:right="120"/>
-              <w:jc w:val="center"/>
-              <w:rPr>
-                <w:sz w:val="20"/>
-              </w:rPr>
-            </w:pPr>
-            <w:r>
-              <w:rPr>
-                <w:sz w:val="20"/>
-              </w:rPr>
-              <w:t>-</w:t>
-            </w:r>
-          </w:p>
-        </w:tc>
-      </w:tr>
-    </w:tbl>
-    <w:p>
-      <w:pPr>
-        <w:pStyle w:val="TableParagraph"/>
-        <w:spacing w:line="312" w:lineRule="auto"/>
-        <w:rPr>
-          <w:sz w:val="20"/>
-        </w:rPr>
-        <w:sectPr>
-          <w:pgSz w:w="11900" w:h="16840"/>
-          <w:pgMar w:top="500" w:right="992" w:bottom="460" w:left="566" w:header="284" w:footer="268" w:gutter="0"/>
-          <w:cols w:space="720"/>
-        </w:sectPr>
-      </w:pPr>
-    </w:p>
-    <w:p>
-      <w:pPr>
-        <w:pStyle w:val="BodyText"/>
-        <w:spacing w:before="4"/>
-        <w:rPr>
-          <w:sz w:val="17"/>
-        </w:rPr>
-      </w:pPr>
-    </w:p>
-    <w:p>
-      <w:pPr>
-        <w:pStyle w:val="BodyText"/>
         <w:spacing w:before="81"/>
         <w:ind w:left="3"/>
       </w:pPr>
-      <w:r>
-        <w:t/>
-      </w:r>
     </w:p>
     <w:p>
       <w:pPr>
@@ -4010,23 +2568,9 @@
       </w:r>
       <w:r>
         <w:rPr>
-          <w:spacing w:val="-1"/>
-        </w:rPr>
-        <w:t>{{.</w:t>
-      </w:r>
-      <w:proofErr w:type="spellStart"/>
-      <w:r>
-        <w:rPr>
-          <w:spacing w:val="-1"/>
-        </w:rPr>
-        <w:t>TugasKe</w:t>
-      </w:r>
-      <w:proofErr w:type="spellEnd"/>
-      <w:r>
-        <w:rPr>
-          <w:spacing w:val="-1"/>
-        </w:rPr>
-        <w:t>}}</w:t>
+          <w:spacing w:val="-2"/>
+        </w:rPr>
+        <w:t>1</w:t>
       </w:r>
     </w:p>
     <w:p>
@@ -4740,7 +3284,7 @@
                 <w:spacing w:val="-2"/>
                 <w:sz w:val="20"/>
               </w:rPr>
-              <w:t>CPMK-1</w:t>
+              <w:t>Sub-CPMK-1</w:t>
             </w:r>
           </w:p>
         </w:tc>
@@ -5006,7 +3550,7 @@
                 <w:spacing w:val="-2"/>
                 <w:sz w:val="20"/>
               </w:rPr>
-              <w:t>-</w:t>
+              <w:t>Minggu ke-1</w:t>
             </w:r>
           </w:p>
         </w:tc>
@@ -5417,7 +3961,7 @@
                 <w:spacing w:val="-2"/>
                 <w:sz w:val="20"/>
               </w:rPr>
-              <w:t>-</w:t>
+              <w:t>7</w:t>
             </w:r>
           </w:p>
         </w:tc>
@@ -5517,12 +4061,6 @@
         <w:spacing w:before="81"/>
         <w:ind w:left="3"/>
       </w:pPr>
-      <w:r>
-        <w:rPr>
-          <w:spacing w:val="-2"/>
-        </w:rPr>
-        <w:t/>
-      </w:r>
     </w:p>
     <w:p>
       <w:pPr>
@@ -5609,19 +4147,10 @@
         <w:ind w:left="570"/>
       </w:pPr>
       <w:r>
-        <w:t/>
-      </w:r>
-      <w:r>
         <w:rPr>
           <w:spacing w:val="-1"/>
         </w:rPr>
         <w:t xml:space="preserve"> </w:t>
-      </w:r>
-      <w:r>
-        <w:rPr>
-          <w:spacing w:val="-2"/>
-        </w:rPr>
-        <w:t/>
       </w:r>
     </w:p>
     <w:tbl>
@@ -5843,8 +4372,26 @@
         <w:tc>
           <w:tcPr>
             <w:tcW w:w="795" w:type="dxa"/>
-            <w:vAlign w:val="center"/>
-          </w:tcPr>
+          </w:tcPr>
+          <w:p>
+            <w:pPr>
+              <w:pStyle w:val="TableParagraph"/>
+              <w:ind w:left="16"/>
+              <w:jc w:val="center"/>
+              <w:rPr>
+                <w:b/>
+                <w:sz w:val="20"/>
+              </w:rPr>
+            </w:pPr>
+            <w:r>
+              <w:rPr>
+                <w:b/>
+                <w:spacing w:val="-2"/>
+                <w:sz w:val="20"/>
+              </w:rPr>
+              <w:t>1</w:t>
+            </w:r>
+          </w:p>
           <w:p>
             <w:pPr>
               <w:pStyle w:val="TableParagraph"/>
@@ -5859,29 +4406,30 @@
             <w:r>
               <w:rPr>
                 <w:b/>
-                <w:sz w:val="20"/>
-              </w:rPr>
-              <w:t>-</w:t>
+                <w:spacing w:val="-10"/>
+                <w:sz w:val="20"/>
+              </w:rPr>
+              <w:t>}</w:t>
             </w:r>
           </w:p>
         </w:tc>
         <w:tc>
           <w:tcPr>
             <w:tcW w:w="1215" w:type="dxa"/>
-            <w:vAlign w:val="center"/>
           </w:tcPr>
           <w:p>
             <w:pPr>
               <w:pStyle w:val="TableParagraph"/>
               <w:spacing w:before="75"/>
               <w:ind w:left="0" w:right="425"/>
-              <w:jc w:val="center"/>
+              <w:jc w:val="right"/>
               <w:rPr>
                 <w:sz w:val="16"/>
               </w:rPr>
             </w:pPr>
             <w:r>
               <w:rPr>
+                <w:spacing w:val="-2"/>
                 <w:sz w:val="16"/>
               </w:rPr>
               <w:t>CPMK-1</w:t>
@@ -5891,20 +4439,20 @@
         <w:tc>
           <w:tcPr>
             <w:tcW w:w="1200" w:type="dxa"/>
-            <w:vAlign w:val="center"/>
           </w:tcPr>
           <w:p>
             <w:pPr>
               <w:pStyle w:val="TableParagraph"/>
               <w:spacing w:before="75"/>
               <w:ind w:left="0" w:right="261"/>
-              <w:jc w:val="center"/>
+              <w:jc w:val="right"/>
               <w:rPr>
                 <w:sz w:val="16"/>
               </w:rPr>
             </w:pPr>
             <w:r>
               <w:rPr>
+                <w:spacing w:val="-2"/>
                 <w:sz w:val="16"/>
               </w:rPr>
               <w:t>CPMK-1</w:t>
@@ -5914,134 +4462,88 @@
         <w:tc>
           <w:tcPr>
             <w:tcW w:w="1500" w:type="dxa"/>
-            <w:vAlign w:val="center"/>
           </w:tcPr>
           <w:p>
             <w:pPr>
               <w:pStyle w:val="TableParagraph"/>
               <w:spacing w:before="75"/>
-              <w:ind w:left="0"/>
-              <w:jc w:val="center"/>
+              <w:ind w:left="126"/>
               <w:rPr>
                 <w:sz w:val="16"/>
               </w:rPr>
             </w:pPr>
             <w:r>
               <w:rPr>
+                <w:spacing w:val="-2"/>
                 <w:sz w:val="16"/>
               </w:rPr>
-              <w:t>{{.</w:t>
-            </w:r>
-            <w:proofErr w:type="spellStart"/>
-            <w:r>
+              <w:t>Sub-CPMK-1</w:t>
+            </w:r>
+          </w:p>
+        </w:tc>
+        <w:tc>
+          <w:tcPr>
+            <w:tcW w:w="2310" w:type="dxa"/>
+          </w:tcPr>
+          <w:p>
+            <w:pPr>
+              <w:pStyle w:val="TableParagraph"/>
+              <w:spacing w:before="75"/>
+              <w:ind w:left="131"/>
               <w:rPr>
                 <w:sz w:val="16"/>
               </w:rPr>
-              <w:t>SubCPMK</w:t>
-            </w:r>
-            <w:proofErr w:type="spellEnd"/>
-            <w:r>
-              <w:rPr>
+            </w:pPr>
+            <w:r>
+              <w:rPr>
+                <w:spacing w:val="-2"/>
                 <w:sz w:val="16"/>
               </w:rPr>
-              <w:t>}}</w:t>
-            </w:r>
-          </w:p>
-        </w:tc>
-        <w:tc>
-          <w:tcPr>
-            <w:tcW w:w="2310" w:type="dxa"/>
-            <w:vAlign w:val="center"/>
-          </w:tcPr>
-          <w:p>
-            <w:pPr>
-              <w:pStyle w:val="TableParagraph"/>
-              <w:spacing w:before="75"/>
-              <w:ind w:left="0"/>
-              <w:jc w:val="center"/>
-              <w:rPr>
-                <w:sz w:val="16"/>
-              </w:rPr>
-            </w:pPr>
-            <w:r>
-              <w:rPr>
-                <w:sz w:val="16"/>
-              </w:rPr>
-              <w:t>{{.</w:t>
-            </w:r>
-            <w:proofErr w:type="spellStart"/>
-            <w:r>
-              <w:rPr>
-                <w:sz w:val="16"/>
-              </w:rPr>
-              <w:t>TopikMateri</w:t>
-            </w:r>
-            <w:proofErr w:type="spellEnd"/>
-            <w:r>
-              <w:rPr>
-                <w:sz w:val="16"/>
-              </w:rPr>
-              <w:t>}}</w:t>
+              <w:t>Bilangan dan Operasi Dasar</w:t>
             </w:r>
           </w:p>
         </w:tc>
         <w:tc>
           <w:tcPr>
             <w:tcW w:w="1815" w:type="dxa"/>
-            <w:vAlign w:val="center"/>
           </w:tcPr>
           <w:p>
             <w:pPr>
               <w:pStyle w:val="TableParagraph"/>
               <w:spacing w:before="75"/>
               <w:ind w:left="0" w:right="290"/>
-              <w:jc w:val="center"/>
+              <w:jc w:val="right"/>
               <w:rPr>
                 <w:sz w:val="16"/>
               </w:rPr>
             </w:pPr>
             <w:r>
               <w:rPr>
+                <w:spacing w:val="-2"/>
                 <w:sz w:val="16"/>
               </w:rPr>
-              <w:t>{{.</w:t>
-            </w:r>
-            <w:proofErr w:type="spellStart"/>
-            <w:r>
-              <w:rPr>
-                <w:sz w:val="16"/>
-              </w:rPr>
-              <w:t>JenisAssessmen</w:t>
-            </w:r>
-            <w:proofErr w:type="spellEnd"/>
-            <w:r>
-              <w:rPr>
-                <w:sz w:val="16"/>
-              </w:rPr>
-              <w:t>}}</w:t>
+              <w:t>Quiz</w:t>
             </w:r>
           </w:p>
         </w:tc>
         <w:tc>
           <w:tcPr>
             <w:tcW w:w="795" w:type="dxa"/>
-            <w:vAlign w:val="center"/>
-          </w:tcPr>
-          <w:p>
-            <w:pPr>
-              <w:pStyle w:val="TableParagraph"/>
-              <w:spacing w:before="70"/>
-              <w:ind w:left="0"/>
-              <w:jc w:val="center"/>
-              <w:rPr>
-                <w:sz w:val="20"/>
-              </w:rPr>
-            </w:pPr>
-            <w:r>
-              <w:rPr>
-                <w:sz w:val="20"/>
-              </w:rPr>
-              <w:t>-</w:t>
+          </w:tcPr>
+          <w:p>
+            <w:pPr>
+              <w:pStyle w:val="TableParagraph"/>
+              <w:ind w:left="158"/>
+              <w:rPr>
+                <w:sz w:val="20"/>
+              </w:rPr>
+            </w:pPr>
+            <w:r>
+              <w:rPr>
+                <w:spacing w:val="-2"/>
+                <w:sz w:val="20"/>
+              </w:rPr>
+              <w:t>7</w:t>
             </w:r>
           </w:p>
         </w:tc>
@@ -7458,99 +5960,6 @@
           <w:sz w:val="2"/>
         </w:rPr>
       </w:pPr>
-      <w:r>
-        <w:rPr>
-          <w:noProof/>
-          <w:sz w:val="2"/>
-        </w:rPr>
-        <mc:AlternateContent>
-          <mc:Choice Requires="wpg">
-            <w:drawing>
-              <wp:inline distT="0" distB="0" distL="0" distR="0" wp14:anchorId="1245B98D" wp14:editId="17EC0342">
-                <wp:extent cx="2133600" cy="9525"/>
-                <wp:effectExtent l="0" t="0" r="0" b="0"/>
-                <wp:docPr id="8" name="Group 8"/>
-                <wp:cNvGraphicFramePr>
-                  <a:graphicFrameLocks xmlns:a="http://schemas.openxmlformats.org/drawingml/2006/main"/>
-                </wp:cNvGraphicFramePr>
-                <a:graphic xmlns:a="http://schemas.openxmlformats.org/drawingml/2006/main">
-                  <a:graphicData uri="http://schemas.microsoft.com/office/word/2010/wordprocessingGroup">
-                    <wpg:wgp>
-                      <wpg:cNvGrpSpPr>
-                        <a:grpSpLocks/>
-                      </wpg:cNvGrpSpPr>
-                      <wpg:grpSpPr>
-                        <a:xfrm>
-                          <a:off x="0" y="0"/>
-                          <a:ext cx="2133600" cy="9525"/>
-                          <a:chOff x="0" y="0"/>
-                          <a:chExt cx="2133600" cy="9525"/>
-                        </a:xfrm>
-                      </wpg:grpSpPr>
-                      <wps:wsp>
-                        <wps:cNvPr id="9" name="Graphic 9"/>
-                        <wps:cNvSpPr/>
-                        <wps:spPr>
-                          <a:xfrm>
-                            <a:off x="0" y="0"/>
-                            <a:ext cx="2133600" cy="9525"/>
-                          </a:xfrm>
-                          <a:custGeom>
-                            <a:avLst/>
-                            <a:gdLst/>
-                            <a:ahLst/>
-                            <a:cxnLst/>
-                            <a:rect l="l" t="t" r="r" b="b"/>
-                            <a:pathLst>
-                              <a:path w="2133600" h="9525">
-                                <a:moveTo>
-                                  <a:pt x="2133599" y="9524"/>
-                                </a:moveTo>
-                                <a:lnTo>
-                                  <a:pt x="0" y="9524"/>
-                                </a:lnTo>
-                                <a:lnTo>
-                                  <a:pt x="0" y="0"/>
-                                </a:lnTo>
-                                <a:lnTo>
-                                  <a:pt x="2133599" y="0"/>
-                                </a:lnTo>
-                                <a:lnTo>
-                                  <a:pt x="2133599" y="9524"/>
-                                </a:lnTo>
-                                <a:close/>
-                              </a:path>
-                            </a:pathLst>
-                          </a:custGeom>
-                          <a:solidFill>
-                            <a:srgbClr val="000000"/>
-                          </a:solidFill>
-                        </wps:spPr>
-                        <wps:bodyPr wrap="square" lIns="0" tIns="0" rIns="0" bIns="0" rtlCol="0">
-                          <a:prstTxWarp prst="textNoShape">
-                            <a:avLst/>
-                          </a:prstTxWarp>
-                          <a:noAutofit/>
-                        </wps:bodyPr>
-                      </wps:wsp>
-                    </wpg:wgp>
-                  </a:graphicData>
-                </a:graphic>
-              </wp:inline>
-            </w:drawing>
-          </mc:Choice>
-          <mc:Fallback>
-            <w:pict>
-              <v:group w14:anchorId="144FDEA4" id="Group 8" o:spid="_x0000_s1026" style="width:168pt;height:.75pt;mso-position-horizontal-relative:char;mso-position-vertical-relative:line" coordsize="21336,95" o:gfxdata="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">
-                <v:shape id="Graphic 9" o:spid="_x0000_s1027" style="position:absolute;width:21336;height:95;visibility:visible;mso-wrap-style:square;v-text-anchor:top" coordsize="2133600,9525" o:gfxdata="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" path="m2133599,9524l,9524,,,2133599,r,9524xe" fillcolor="black" stroked="f">
-                  <v:path arrowok="t"/>
-                </v:shape>
-                <w10:anchorlock/>
-              </v:group>
-            </w:pict>
-          </mc:Fallback>
-        </mc:AlternateContent>
-      </w:r>
     </w:p>
     <w:p>
       <w:pPr>
@@ -7652,92 +6061,6 @@
         <w:pStyle w:val="BodyText"/>
         <w:spacing w:before="73"/>
       </w:pPr>
-      <w:r>
-        <w:rPr>
-          <w:noProof/>
-        </w:rPr>
-        <mc:AlternateContent>
-          <mc:Choice Requires="wps">
-            <w:drawing>
-              <wp:anchor distT="0" distB="0" distL="0" distR="0" simplePos="0" relativeHeight="487588864" behindDoc="1" locked="0" layoutInCell="1" allowOverlap="1" wp14:anchorId="5445B4D2" wp14:editId="1136BED3">
-                <wp:simplePos x="0" y="0"/>
-                <wp:positionH relativeFrom="page">
-                  <wp:posOffset>4333874</wp:posOffset>
-                </wp:positionH>
-                <wp:positionV relativeFrom="paragraph">
-                  <wp:posOffset>207768</wp:posOffset>
-                </wp:positionV>
-                <wp:extent cx="2133600" cy="9525"/>
-                <wp:effectExtent l="0" t="0" r="0" b="0"/>
-                <wp:wrapTopAndBottom/>
-                <wp:docPr id="10" name="Graphic 10"/>
-                <wp:cNvGraphicFramePr>
-                  <a:graphicFrameLocks xmlns:a="http://schemas.openxmlformats.org/drawingml/2006/main"/>
-                </wp:cNvGraphicFramePr>
-                <a:graphic xmlns:a="http://schemas.openxmlformats.org/drawingml/2006/main">
-                  <a:graphicData uri="http://schemas.microsoft.com/office/word/2010/wordprocessingShape">
-                    <wps:wsp>
-                      <wps:cNvSpPr>
-                        <a:spLocks/>
-                      </wps:cNvSpPr>
-                      <wps:spPr>
-                        <a:xfrm>
-                          <a:off x="0" y="0"/>
-                          <a:ext cx="2133600" cy="9525"/>
-                        </a:xfrm>
-                        <a:custGeom>
-                          <a:avLst/>
-                          <a:gdLst/>
-                          <a:ahLst/>
-                          <a:cxnLst/>
-                          <a:rect l="l" t="t" r="r" b="b"/>
-                          <a:pathLst>
-                            <a:path w="2133600" h="9525">
-                              <a:moveTo>
-                                <a:pt x="2133599" y="9524"/>
-                              </a:moveTo>
-                              <a:lnTo>
-                                <a:pt x="0" y="9524"/>
-                              </a:lnTo>
-                              <a:lnTo>
-                                <a:pt x="0" y="0"/>
-                              </a:lnTo>
-                              <a:lnTo>
-                                <a:pt x="2133599" y="0"/>
-                              </a:lnTo>
-                              <a:lnTo>
-                                <a:pt x="2133599" y="9524"/>
-                              </a:lnTo>
-                              <a:close/>
-                            </a:path>
-                          </a:pathLst>
-                        </a:custGeom>
-                        <a:solidFill>
-                          <a:srgbClr val="000000"/>
-                        </a:solidFill>
-                      </wps:spPr>
-                      <wps:bodyPr wrap="square" lIns="0" tIns="0" rIns="0" bIns="0" rtlCol="0">
-                        <a:prstTxWarp prst="textNoShape">
-                          <a:avLst/>
-                        </a:prstTxWarp>
-                        <a:noAutofit/>
-                      </wps:bodyPr>
-                    </wps:wsp>
-                  </a:graphicData>
-                </a:graphic>
-              </wp:anchor>
-            </w:drawing>
-          </mc:Choice>
-          <mc:Fallback>
-            <w:pict>
-              <v:shape w14:anchorId="73145B4C" id="Graphic 10" o:spid="_x0000_s1026" style="position:absolute;margin-left:341.25pt;margin-top:16.35pt;width:168pt;height:.75pt;z-index:-15727616;visibility:visible;mso-wrap-style:square;mso-wrap-distance-left:0;mso-wrap-distance-top:0;mso-wrap-distance-right:0;mso-wrap-distance-bottom:0;mso-position-horizontal:absolute;mso-position-horizontal-relative:page;mso-position-vertical:absolute;mso-position-vertical-relative:text;v-text-anchor:top" coordsize="2133600,9525" o:gfxdata="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" path="m2133599,9524l,9524,,,2133599,r,9524xe" fillcolor="black" stroked="f">
-                <v:path arrowok="t"/>
-                <w10:wrap type="topAndBottom" anchorx="page"/>
-              </v:shape>
-            </w:pict>
-          </mc:Fallback>
-        </mc:AlternateContent>
-      </w:r>
     </w:p>
     <w:p>
       <w:pPr>
@@ -7881,93 +6204,6 @@
           <w:b/>
         </w:rPr>
       </w:pPr>
-      <w:r>
-        <w:rPr>
-          <w:b/>
-          <w:noProof/>
-        </w:rPr>
-        <mc:AlternateContent>
-          <mc:Choice Requires="wps">
-            <w:drawing>
-              <wp:anchor distT="0" distB="0" distL="0" distR="0" simplePos="0" relativeHeight="487589376" behindDoc="1" locked="0" layoutInCell="1" allowOverlap="1" wp14:anchorId="7C4352A8" wp14:editId="3DC6E51A">
-                <wp:simplePos x="0" y="0"/>
-                <wp:positionH relativeFrom="page">
-                  <wp:posOffset>2724149</wp:posOffset>
-                </wp:positionH>
-                <wp:positionV relativeFrom="paragraph">
-                  <wp:posOffset>207768</wp:posOffset>
-                </wp:positionV>
-                <wp:extent cx="2133600" cy="9525"/>
-                <wp:effectExtent l="0" t="0" r="0" b="0"/>
-                <wp:wrapTopAndBottom/>
-                <wp:docPr id="11" name="Graphic 11"/>
-                <wp:cNvGraphicFramePr>
-                  <a:graphicFrameLocks xmlns:a="http://schemas.openxmlformats.org/drawingml/2006/main"/>
-                </wp:cNvGraphicFramePr>
-                <a:graphic xmlns:a="http://schemas.openxmlformats.org/drawingml/2006/main">
-                  <a:graphicData uri="http://schemas.microsoft.com/office/word/2010/wordprocessingShape">
-                    <wps:wsp>
-                      <wps:cNvSpPr>
-                        <a:spLocks/>
-                      </wps:cNvSpPr>
-                      <wps:spPr>
-                        <a:xfrm>
-                          <a:off x="0" y="0"/>
-                          <a:ext cx="2133600" cy="9525"/>
-                        </a:xfrm>
-                        <a:custGeom>
-                          <a:avLst/>
-                          <a:gdLst/>
-                          <a:ahLst/>
-                          <a:cxnLst/>
-                          <a:rect l="l" t="t" r="r" b="b"/>
-                          <a:pathLst>
-                            <a:path w="2133600" h="9525">
-                              <a:moveTo>
-                                <a:pt x="2133599" y="9524"/>
-                              </a:moveTo>
-                              <a:lnTo>
-                                <a:pt x="0" y="9524"/>
-                              </a:lnTo>
-                              <a:lnTo>
-                                <a:pt x="0" y="0"/>
-                              </a:lnTo>
-                              <a:lnTo>
-                                <a:pt x="2133599" y="0"/>
-                              </a:lnTo>
-                              <a:lnTo>
-                                <a:pt x="2133599" y="9524"/>
-                              </a:lnTo>
-                              <a:close/>
-                            </a:path>
-                          </a:pathLst>
-                        </a:custGeom>
-                        <a:solidFill>
-                          <a:srgbClr val="000000"/>
-                        </a:solidFill>
-                      </wps:spPr>
-                      <wps:bodyPr wrap="square" lIns="0" tIns="0" rIns="0" bIns="0" rtlCol="0">
-                        <a:prstTxWarp prst="textNoShape">
-                          <a:avLst/>
-                        </a:prstTxWarp>
-                        <a:noAutofit/>
-                      </wps:bodyPr>
-                    </wps:wsp>
-                  </a:graphicData>
-                </a:graphic>
-              </wp:anchor>
-            </w:drawing>
-          </mc:Choice>
-          <mc:Fallback>
-            <w:pict>
-              <v:shape w14:anchorId="504452D1" id="Graphic 11" o:spid="_x0000_s1026" style="position:absolute;margin-left:214.5pt;margin-top:16.35pt;width:168pt;height:.75pt;z-index:-15727104;visibility:visible;mso-wrap-style:square;mso-wrap-distance-left:0;mso-wrap-distance-top:0;mso-wrap-distance-right:0;mso-wrap-distance-bottom:0;mso-position-horizontal:absolute;mso-position-horizontal-relative:page;mso-position-vertical:absolute;mso-position-vertical-relative:text;v-text-anchor:top" coordsize="2133600,9525" o:gfxdata="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" path="m2133599,9524l,9524,,,2133599,r,9524xe" fillcolor="black" stroked="f">
-                <v:path arrowok="t"/>
-                <w10:wrap type="topAndBottom" anchorx="page"/>
-              </v:shape>
-            </w:pict>
-          </mc:Fallback>
-        </mc:AlternateContent>
-      </w:r>
     </w:p>
     <w:p>
       <w:pPr>
